--- a/01. JAVA/0.2 RESTFUL JAVA/01. UML/02. ECUD/ECUD_CONVERSION_MONSTER_G07.docx
+++ b/01. JAVA/0.2 RESTFUL JAVA/01. UML/02. ECUD/ECUD_CONVERSION_MONSTER_G07.docx
@@ -416,57 +416,7 @@
                                     <w:szCs w:val="28"/>
                                     <w:lang w:eastAsia="es-EC"/>
                                   </w:rPr>
-                                  <w:t>1</w:t>
-                                </w:r>
-                                <w:r>
-                                  <w:rPr>
-                                    <w:rFonts w:eastAsia="Adobe Fangsong Std R" w:cstheme="minorHAnsi"/>
-                                    <w:color w:val="000000"/>
-                                    <w:sz w:val="32"/>
-                                    <w:szCs w:val="28"/>
-                                    <w:lang w:eastAsia="es-EC"/>
-                                  </w:rPr>
-                                  <w:t>2</w:t>
-                                </w:r>
-                                <w:r>
-                                  <w:rPr>
-                                    <w:rFonts w:eastAsia="Adobe Fangsong Std R" w:cstheme="minorHAnsi"/>
-                                    <w:color w:val="000000"/>
-                                    <w:sz w:val="32"/>
-                                    <w:szCs w:val="28"/>
-                                    <w:lang w:eastAsia="es-EC"/>
-                                  </w:rPr>
-                                  <w:t>/</w:t>
-                                </w:r>
-                                <w:r>
-                                  <w:rPr>
-                                    <w:rFonts w:eastAsia="Adobe Fangsong Std R" w:cstheme="minorHAnsi"/>
-                                    <w:color w:val="000000"/>
-                                    <w:sz w:val="32"/>
-                                    <w:szCs w:val="28"/>
-                                    <w:lang w:eastAsia="es-EC"/>
-                                  </w:rPr>
-                                  <w:t>05</w:t>
-                                </w:r>
-                                <w:r>
-                                  <w:rPr>
-                                    <w:rFonts w:eastAsia="Adobe Fangsong Std R" w:cstheme="minorHAnsi"/>
-                                    <w:color w:val="000000"/>
-                                    <w:sz w:val="32"/>
-                                    <w:szCs w:val="28"/>
-                                    <w:lang w:eastAsia="es-EC"/>
-                                  </w:rPr>
-                                  <w:t>/202</w:t>
-                                </w:r>
-                                <w:r>
-                                  <w:rPr>
-                                    <w:rFonts w:eastAsia="Adobe Fangsong Std R" w:cstheme="minorHAnsi"/>
-                                    <w:color w:val="000000"/>
-                                    <w:sz w:val="32"/>
-                                    <w:szCs w:val="28"/>
-                                    <w:lang w:eastAsia="es-EC"/>
-                                  </w:rPr>
-                                  <w:t>6</w:t>
+                                  <w:t>12/05/2026</w:t>
                                 </w:r>
                               </w:p>
                             </w:txbxContent>
@@ -777,57 +727,7 @@
                               <w:szCs w:val="28"/>
                               <w:lang w:eastAsia="es-EC"/>
                             </w:rPr>
-                            <w:t>1</w:t>
-                          </w:r>
-                          <w:r>
-                            <w:rPr>
-                              <w:rFonts w:eastAsia="Adobe Fangsong Std R" w:cstheme="minorHAnsi"/>
-                              <w:color w:val="000000"/>
-                              <w:sz w:val="32"/>
-                              <w:szCs w:val="28"/>
-                              <w:lang w:eastAsia="es-EC"/>
-                            </w:rPr>
-                            <w:t>2</w:t>
-                          </w:r>
-                          <w:r>
-                            <w:rPr>
-                              <w:rFonts w:eastAsia="Adobe Fangsong Std R" w:cstheme="minorHAnsi"/>
-                              <w:color w:val="000000"/>
-                              <w:sz w:val="32"/>
-                              <w:szCs w:val="28"/>
-                              <w:lang w:eastAsia="es-EC"/>
-                            </w:rPr>
-                            <w:t>/</w:t>
-                          </w:r>
-                          <w:r>
-                            <w:rPr>
-                              <w:rFonts w:eastAsia="Adobe Fangsong Std R" w:cstheme="minorHAnsi"/>
-                              <w:color w:val="000000"/>
-                              <w:sz w:val="32"/>
-                              <w:szCs w:val="28"/>
-                              <w:lang w:eastAsia="es-EC"/>
-                            </w:rPr>
-                            <w:t>05</w:t>
-                          </w:r>
-                          <w:r>
-                            <w:rPr>
-                              <w:rFonts w:eastAsia="Adobe Fangsong Std R" w:cstheme="minorHAnsi"/>
-                              <w:color w:val="000000"/>
-                              <w:sz w:val="32"/>
-                              <w:szCs w:val="28"/>
-                              <w:lang w:eastAsia="es-EC"/>
-                            </w:rPr>
-                            <w:t>/202</w:t>
-                          </w:r>
-                          <w:r>
-                            <w:rPr>
-                              <w:rFonts w:eastAsia="Adobe Fangsong Std R" w:cstheme="minorHAnsi"/>
-                              <w:color w:val="000000"/>
-                              <w:sz w:val="32"/>
-                              <w:szCs w:val="28"/>
-                              <w:lang w:eastAsia="es-EC"/>
-                            </w:rPr>
-                            <w:t>6</w:t>
+                            <w:t>12/05/2026</w:t>
                           </w:r>
                         </w:p>
                       </w:txbxContent>
@@ -1048,7 +948,6 @@
                                       <w:calendar w:val="gregorian"/>
                                     </w:date>
                                   </w:sdtPr>
-                                  <w:sdtEndPr/>
                                   <w:sdtContent>
                                     <w:p>
                                       <w:pPr>
@@ -4362,7 +4261,6 @@
                                 <w:calendar w:val="gregorian"/>
                               </w:date>
                             </w:sdtPr>
-                            <w:sdtEndPr/>
                             <w:sdtContent>
                               <w:p>
                                 <w:pPr>
@@ -6328,28 +6226,7 @@
               <w:cnfStyle w:val="000000100000" w:firstRow="0" w:lastRow="0" w:firstColumn="0" w:lastColumn="0" w:oddVBand="0" w:evenVBand="0" w:oddHBand="1" w:evenHBand="0" w:firstRowFirstColumn="0" w:firstRowLastColumn="0" w:lastRowFirstColumn="0" w:lastRowLastColumn="0"/>
             </w:pPr>
             <w:r>
-              <w:t xml:space="preserve">Permite al usuario ingresar al </w:t>
-            </w:r>
-            <w:r>
-              <w:t>sistema,</w:t>
-            </w:r>
-            <w:r>
-              <w:t xml:space="preserve"> valida</w:t>
-            </w:r>
-            <w:r>
-              <w:t>ndo</w:t>
-            </w:r>
-            <w:r>
-              <w:t xml:space="preserve"> </w:t>
-            </w:r>
-            <w:r>
-              <w:t>el usuario y</w:t>
-            </w:r>
-            <w:r>
-              <w:t xml:space="preserve"> la contraseña </w:t>
-            </w:r>
-            <w:r>
-              <w:t>que están por defecto.</w:t>
+              <w:t>Permite al usuario autenticarse en el sistema mediante credenciales quemadas para acceder a los servicios REST del sistema de conversión de unidades.</w:t>
             </w:r>
           </w:p>
         </w:tc>
@@ -6398,10 +6275,7 @@
               <w:cnfStyle w:val="000000000000" w:firstRow="0" w:lastRow="0" w:firstColumn="0" w:lastColumn="0" w:oddVBand="0" w:evenVBand="0" w:oddHBand="0" w:evenHBand="0" w:firstRowFirstColumn="0" w:firstRowLastColumn="0" w:lastRowFirstColumn="0" w:lastRowLastColumn="0"/>
             </w:pPr>
             <w:r>
-              <w:t xml:space="preserve">Permite al usuario ingresar al sistema </w:t>
-            </w:r>
-            <w:r>
-              <w:t>de conversiones de unidades.</w:t>
+              <w:t>Autorizar el acceso al sistema de conversión mediante servicios REST.</w:t>
             </w:r>
           </w:p>
         </w:tc>
@@ -6695,7 +6569,7 @@
               <w:cnfStyle w:val="000000000000" w:firstRow="0" w:lastRow="0" w:firstColumn="0" w:lastColumn="0" w:oddVBand="0" w:evenVBand="0" w:oddHBand="0" w:evenHBand="0" w:firstRowFirstColumn="0" w:firstRowLastColumn="0" w:lastRowFirstColumn="0" w:lastRowLastColumn="0"/>
             </w:pPr>
             <w:r>
-              <w:t>El usuario tanto cliente como administrador debe haber sido registrado.</w:t>
+              <w:t>El cliente REST (móvil, web, consola o escritorio) debe estar ejecutándose.</w:t>
             </w:r>
           </w:p>
           <w:p>
@@ -6708,7 +6582,7 @@
               <w:cnfStyle w:val="000000000000" w:firstRow="0" w:lastRow="0" w:firstColumn="0" w:lastColumn="0" w:oddVBand="0" w:evenVBand="0" w:oddHBand="0" w:evenHBand="0" w:firstRowFirstColumn="0" w:firstRowLastColumn="0" w:lastRowFirstColumn="0" w:lastRowLastColumn="0"/>
             </w:pPr>
             <w:r>
-              <w:t xml:space="preserve">La contraseña debió haber sido recibida vía correo electrónico. </w:t>
+              <w:t>El servicio REST debe estar desplegado en el servidor.</w:t>
             </w:r>
           </w:p>
         </w:tc>
@@ -6758,7 +6632,15 @@
               <w:cnfStyle w:val="000000100000" w:firstRow="0" w:lastRow="0" w:firstColumn="0" w:lastColumn="0" w:oddVBand="0" w:evenVBand="0" w:oddHBand="1" w:evenHBand="0" w:firstRowFirstColumn="0" w:firstRowLastColumn="0" w:lastRowFirstColumn="0" w:lastRowLastColumn="0"/>
             </w:pPr>
             <w:r>
-              <w:t xml:space="preserve">Cuando ingrese por primera vez, el usuario cambiará la contraseña y pondrá una que el usuario decida. </w:t>
+              <w:t xml:space="preserve">El usuario obtiene acceso al menú de conversiones y puede consumir los </w:t>
+            </w:r>
+            <w:proofErr w:type="spellStart"/>
+            <w:r>
+              <w:t>endpoints</w:t>
+            </w:r>
+            <w:proofErr w:type="spellEnd"/>
+            <w:r>
+              <w:t xml:space="preserve"> REST del sistema.</w:t>
             </w:r>
           </w:p>
         </w:tc>
@@ -6812,8 +6694,6 @@
               </w:rPr>
             </w:pPr>
             <w:bookmarkStart w:id="12" w:name="_Toc82708267"/>
-            <w:bookmarkStart w:id="13" w:name="_GoBack"/>
-            <w:bookmarkEnd w:id="13"/>
           </w:p>
           <w:p>
             <w:pPr>
@@ -6928,7 +6808,7 @@
               <w:pStyle w:val="Descripcin"/>
               <w:cnfStyle w:val="000000000000" w:firstRow="0" w:lastRow="0" w:firstColumn="0" w:lastColumn="0" w:oddVBand="0" w:evenVBand="0" w:oddHBand="0" w:evenHBand="0" w:firstRowFirstColumn="0" w:firstRowLastColumn="0" w:lastRowFirstColumn="0" w:lastRowLastColumn="0"/>
             </w:pPr>
-            <w:bookmarkStart w:id="14" w:name="_Toc214408083"/>
+            <w:bookmarkStart w:id="13" w:name="_Toc214408083"/>
             <w:r>
               <w:t xml:space="preserve">Ilustración </w:t>
             </w:r>
@@ -6967,7 +6847,7 @@
               <w:t>Caso de Uso del ingreso al sistema</w:t>
             </w:r>
             <w:bookmarkEnd w:id="12"/>
-            <w:bookmarkEnd w:id="14"/>
+            <w:bookmarkEnd w:id="13"/>
           </w:p>
         </w:tc>
       </w:tr>
@@ -7068,15 +6948,7 @@
               </w:numPr>
             </w:pPr>
             <w:r>
-              <w:t xml:space="preserve">El usuario ingresa al portal de </w:t>
-            </w:r>
-            <w:proofErr w:type="spellStart"/>
-            <w:r>
-              <w:t>login</w:t>
-            </w:r>
-            <w:proofErr w:type="spellEnd"/>
-            <w:r>
-              <w:t>.</w:t>
+              <w:t>El usuario abre el cliente REST.</w:t>
             </w:r>
           </w:p>
         </w:tc>
@@ -7095,7 +6967,15 @@
               <w:cnfStyle w:val="000000000000" w:firstRow="0" w:lastRow="0" w:firstColumn="0" w:lastColumn="0" w:oddVBand="0" w:evenVBand="0" w:oddHBand="0" w:evenHBand="0" w:firstRowFirstColumn="0" w:firstRowLastColumn="0" w:lastRowFirstColumn="0" w:lastRowLastColumn="0"/>
             </w:pPr>
             <w:r>
-              <w:t>El sistema mostrará una interfaz para ingresar el usuario y la contraseña.</w:t>
+              <w:t xml:space="preserve">El sistema muestra formulario de </w:t>
+            </w:r>
+            <w:proofErr w:type="spellStart"/>
+            <w:r>
+              <w:t>login</w:t>
+            </w:r>
+            <w:proofErr w:type="spellEnd"/>
+            <w:r>
+              <w:t>.</w:t>
             </w:r>
           </w:p>
         </w:tc>
@@ -7120,7 +7000,7 @@
               </w:numPr>
             </w:pPr>
             <w:r>
-              <w:t>El usuario ingresa los datos correspondientes.</w:t>
+              <w:t>El usuario ingresa credenciales (usuario y contraseña quemados).</w:t>
             </w:r>
           </w:p>
         </w:tc>
@@ -7139,7 +7019,7 @@
               <w:cnfStyle w:val="000000100000" w:firstRow="0" w:lastRow="0" w:firstColumn="0" w:lastColumn="0" w:oddVBand="0" w:evenVBand="0" w:oddHBand="1" w:evenHBand="0" w:firstRowFirstColumn="0" w:firstRowLastColumn="0" w:lastRowFirstColumn="0" w:lastRowLastColumn="0"/>
             </w:pPr>
             <w:r>
-              <w:t>El sistema valida los datos ingresados y presenta una interfaz con los campos de ingreso de una nueva contraseña junto con la repetición de esta.</w:t>
+              <w:t>El sistema valida los datos ingresados.</w:t>
             </w:r>
           </w:p>
         </w:tc>
@@ -7163,7 +7043,7 @@
               </w:numPr>
             </w:pPr>
             <w:r>
-              <w:t>El usuario ingresa su nueva contraseña</w:t>
+              <w:t>El usuario envía la solicitud de acceso.</w:t>
             </w:r>
           </w:p>
         </w:tc>
@@ -7182,15 +7062,7 @@
               <w:cnfStyle w:val="000000000000" w:firstRow="0" w:lastRow="0" w:firstColumn="0" w:lastColumn="0" w:oddVBand="0" w:evenVBand="0" w:oddHBand="0" w:evenHBand="0" w:firstRowFirstColumn="0" w:firstRowLastColumn="0" w:lastRowFirstColumn="0" w:lastRowLastColumn="0"/>
             </w:pPr>
             <w:r>
-              <w:t xml:space="preserve">El sistema emite un mensaje de confirmación y regresa a la pantalla de </w:t>
-            </w:r>
-            <w:proofErr w:type="spellStart"/>
-            <w:r>
-              <w:t>login</w:t>
-            </w:r>
-            <w:proofErr w:type="spellEnd"/>
-            <w:r>
-              <w:t>.</w:t>
+              <w:t>El sistema responde con acceso permitido.</w:t>
             </w:r>
           </w:p>
         </w:tc>
@@ -7242,16 +7114,46 @@
                 <w:ilvl w:val="0"/>
                 <w:numId w:val="7"/>
               </w:numPr>
-            </w:pPr>
-            <w:r>
               <w:rPr>
                 <w:b/>
                 <w:bCs/>
               </w:rPr>
-              <w:t>Datos Incorrectos:</w:t>
-            </w:r>
-            <w:r>
-              <w:t xml:space="preserve"> Si el sistema determina error en algún dato, se muestra un mensaje de error y seguidamente se solicitan los datos nuevamente.</w:t>
+            </w:pPr>
+            <w:r>
+              <w:rPr>
+                <w:b/>
+                <w:bCs/>
+              </w:rPr>
+              <w:t>Credenciales incorrectas:</w:t>
+            </w:r>
+          </w:p>
+          <w:p>
+            <w:pPr>
+              <w:pStyle w:val="Prrafodelista"/>
+              <w:ind w:left="360"/>
+              <w:rPr>
+                <w:bCs/>
+              </w:rPr>
+            </w:pPr>
+            <w:r>
+              <w:rPr>
+                <w:bCs/>
+              </w:rPr>
+              <w:t xml:space="preserve">El sistema responde con error HTTP 401 </w:t>
+            </w:r>
+            <w:proofErr w:type="spellStart"/>
+            <w:r>
+              <w:rPr>
+                <w:bCs/>
+              </w:rPr>
+              <w:t>Unauthorized</w:t>
+            </w:r>
+            <w:proofErr w:type="spellEnd"/>
+            <w:r>
+              <w:rPr>
+                <w:bCs/>
+              </w:rPr>
+              <w:t>.</w:t>
             </w:r>
           </w:p>
           <w:p>
@@ -7261,16 +7163,92 @@
                 <w:ilvl w:val="0"/>
                 <w:numId w:val="7"/>
               </w:numPr>
-            </w:pPr>
-            <w:r>
               <w:rPr>
                 <w:b/>
                 <w:bCs/>
               </w:rPr>
-              <w:t>Contraseña inválida:</w:t>
-            </w:r>
-            <w:r>
-              <w:t xml:space="preserve"> El sistema validará que la contraseña tenga los parámetros establecidos al momento de cambiarla.</w:t>
+            </w:pPr>
+            <w:r>
+              <w:rPr>
+                <w:b/>
+                <w:bCs/>
+              </w:rPr>
+              <w:t>Campos vacíos:</w:t>
+            </w:r>
+          </w:p>
+          <w:p>
+            <w:pPr>
+              <w:pStyle w:val="Prrafodelista"/>
+              <w:ind w:left="360"/>
+              <w:rPr>
+                <w:bCs/>
+              </w:rPr>
+            </w:pPr>
+            <w:r>
+              <w:rPr>
+                <w:bCs/>
+              </w:rPr>
+              <w:t>El sistema no permite enviar la solicitud hasta completar los campos.</w:t>
+            </w:r>
+          </w:p>
+          <w:p>
+            <w:pPr>
+              <w:pStyle w:val="Prrafodelista"/>
+              <w:numPr>
+                <w:ilvl w:val="0"/>
+                <w:numId w:val="7"/>
+              </w:numPr>
+              <w:rPr>
+                <w:b/>
+                <w:bCs/>
+              </w:rPr>
+            </w:pPr>
+            <w:r>
+              <w:rPr>
+                <w:b/>
+                <w:bCs/>
+              </w:rPr>
+              <w:t>Servidor no disponible:</w:t>
+            </w:r>
+          </w:p>
+          <w:p>
+            <w:pPr>
+              <w:pStyle w:val="Prrafodelista"/>
+              <w:ind w:left="360"/>
+            </w:pPr>
+            <w:r>
+              <w:rPr>
+                <w:bCs/>
+              </w:rPr>
+              <w:t xml:space="preserve">El sistema responde HTTP 503 </w:t>
+            </w:r>
+            <w:proofErr w:type="spellStart"/>
+            <w:r>
+              <w:rPr>
+                <w:bCs/>
+              </w:rPr>
+              <w:t>Service</w:t>
+            </w:r>
+            <w:proofErr w:type="spellEnd"/>
+            <w:r>
+              <w:rPr>
+                <w:bCs/>
+              </w:rPr>
+              <w:t xml:space="preserve"> </w:t>
+            </w:r>
+            <w:proofErr w:type="spellStart"/>
+            <w:r>
+              <w:rPr>
+                <w:bCs/>
+              </w:rPr>
+              <w:t>Unavailable</w:t>
+            </w:r>
+            <w:proofErr w:type="spellEnd"/>
+            <w:r>
+              <w:rPr>
+                <w:bCs/>
+              </w:rPr>
+              <w:t>.</w:t>
             </w:r>
           </w:p>
         </w:tc>
@@ -7290,6 +7268,9 @@
             <w:r>
               <w:t xml:space="preserve">Casos de uso incluidos: </w:t>
             </w:r>
+            <w:r>
+              <w:t>ECUD2</w:t>
+            </w:r>
           </w:p>
         </w:tc>
       </w:tr>
@@ -7306,6 +7287,9 @@
           <w:p>
             <w:r>
               <w:t xml:space="preserve">Casos de uso extendidos: </w:t>
+            </w:r>
+            <w:r>
+              <w:t>ECUD3</w:t>
             </w:r>
           </w:p>
         </w:tc>
@@ -7320,8 +7304,8 @@
           <w:lang w:eastAsia="en-US"/>
         </w:rPr>
       </w:pPr>
-      <w:bookmarkStart w:id="15" w:name="_Toc74581877"/>
-      <w:bookmarkStart w:id="16" w:name="_Toc214408330"/>
+      <w:bookmarkStart w:id="14" w:name="_Toc74581877"/>
+      <w:bookmarkStart w:id="15" w:name="_Toc214408330"/>
       <w:r>
         <w:rPr>
           <w:rFonts w:eastAsia="Carlito"/>
@@ -7329,7 +7313,7 @@
         </w:rPr>
         <w:t>ECUD_</w:t>
       </w:r>
-      <w:bookmarkEnd w:id="15"/>
+      <w:bookmarkEnd w:id="14"/>
       <w:r>
         <w:rPr>
           <w:rFonts w:eastAsia="Carlito"/>
@@ -7337,7 +7321,7 @@
         </w:rPr>
         <w:t>ASIGNATURAS_Y_GRUPOS</w:t>
       </w:r>
-      <w:bookmarkEnd w:id="16"/>
+      <w:bookmarkEnd w:id="15"/>
     </w:p>
     <w:p>
       <w:pPr>
@@ -7566,13 +7550,15 @@
               <w:cnfStyle w:val="000000100000" w:firstRow="0" w:lastRow="0" w:firstColumn="0" w:lastColumn="0" w:oddVBand="0" w:evenVBand="0" w:oddHBand="1" w:evenHBand="0" w:firstRowFirstColumn="0" w:firstRowLastColumn="0" w:lastRowFirstColumn="0" w:lastRowLastColumn="0"/>
             </w:pPr>
             <w:r>
-              <w:t>Permite al Administrador realizar el CRUD (Crear, Leer, Actualizar, Eliminar) de</w:t>
-            </w:r>
-            <w:r>
-              <w:t xml:space="preserve"> una asignatura</w:t>
-            </w:r>
-            <w:r>
-              <w:t>.</w:t>
+              <w:t xml:space="preserve">Permite al usuario autenticarse en el sistema mediante credenciales para acceder a los servicios </w:t>
+            </w:r>
+            <w:proofErr w:type="spellStart"/>
+            <w:r>
+              <w:t>RESTful</w:t>
+            </w:r>
+            <w:proofErr w:type="spellEnd"/>
+            <w:r>
+              <w:t xml:space="preserve"> de conversión de unidades.</w:t>
             </w:r>
           </w:p>
         </w:tc>
@@ -7618,19 +7604,7 @@
               <w:cnfStyle w:val="000000000000" w:firstRow="0" w:lastRow="0" w:firstColumn="0" w:lastColumn="0" w:oddVBand="0" w:evenVBand="0" w:oddHBand="0" w:evenHBand="0" w:firstRowFirstColumn="0" w:firstRowLastColumn="0" w:lastRowFirstColumn="0" w:lastRowLastColumn="0"/>
             </w:pPr>
             <w:r>
-              <w:t xml:space="preserve">Permite al usuario administrar el CRUD de </w:t>
-            </w:r>
-            <w:r>
-              <w:t xml:space="preserve">matrículas </w:t>
-            </w:r>
-            <w:r>
-              <w:t xml:space="preserve">de la </w:t>
-            </w:r>
-            <w:r>
-              <w:t>universidad</w:t>
-            </w:r>
-            <w:r>
-              <w:t>.</w:t>
+              <w:t>Permitir el acceso al sistema de conversión de unidades mediante validación de credenciales quemadas.</w:t>
             </w:r>
           </w:p>
         </w:tc>
@@ -7900,30 +7874,7 @@
               <w:cnfStyle w:val="000000000000" w:firstRow="0" w:lastRow="0" w:firstColumn="0" w:lastColumn="0" w:oddVBand="0" w:evenVBand="0" w:oddHBand="0" w:evenHBand="0" w:firstRowFirstColumn="0" w:firstRowLastColumn="0" w:lastRowFirstColumn="0" w:lastRowLastColumn="0"/>
             </w:pPr>
             <w:r>
-              <w:t>El usuario debe autenticarse en el sistema con el rol de administrador</w:t>
-            </w:r>
-            <w:r>
-              <w:t>.</w:t>
-            </w:r>
-          </w:p>
-          <w:p>
-            <w:pPr>
-              <w:pStyle w:val="Prrafodelista"/>
-              <w:numPr>
-                <w:ilvl w:val="6"/>
-                <w:numId w:val="1"/>
-              </w:numPr>
-              <w:pBdr>
-                <w:top w:val="nil"/>
-                <w:left w:val="nil"/>
-                <w:bottom w:val="nil"/>
-                <w:right w:val="nil"/>
-                <w:between w:val="nil"/>
-              </w:pBdr>
-              <w:cnfStyle w:val="000000000000" w:firstRow="0" w:lastRow="0" w:firstColumn="0" w:lastColumn="0" w:oddVBand="0" w:evenVBand="0" w:oddHBand="0" w:evenHBand="0" w:firstRowFirstColumn="0" w:firstRowLastColumn="0" w:lastRowFirstColumn="0" w:lastRowLastColumn="0"/>
-            </w:pPr>
-            <w:r>
-              <w:t>El usuario con rol de cliente debe estar registrado.</w:t>
+              <w:t>El sistema debe estar ejecutándose correctamente.</w:t>
             </w:r>
           </w:p>
         </w:tc>
@@ -7976,7 +7927,13 @@
               <w:cnfStyle w:val="000000100000" w:firstRow="0" w:lastRow="0" w:firstColumn="0" w:lastColumn="0" w:oddVBand="0" w:evenVBand="0" w:oddHBand="1" w:evenHBand="0" w:firstRowFirstColumn="0" w:firstRowLastColumn="0" w:lastRowFirstColumn="0" w:lastRowLastColumn="0"/>
             </w:pPr>
             <w:r>
-              <w:t>La asignatura o grupo queda disponible para el proceso de matrícula.</w:t>
+              <w:t>El usuario accede</w:t>
+            </w:r>
+            <w:r>
+              <w:t xml:space="preserve"> al módulo de conversiones REST</w:t>
+            </w:r>
+            <w:r>
+              <w:t>.</w:t>
             </w:r>
           </w:p>
         </w:tc>
@@ -8100,9 +8057,9 @@
                 <w:lang w:eastAsia="en-US"/>
               </w:rPr>
             </w:pPr>
-            <w:bookmarkStart w:id="17" w:name="_Toc74775660"/>
-            <w:bookmarkStart w:id="18" w:name="_Toc82708268"/>
-            <w:bookmarkStart w:id="19" w:name="_Toc214408084"/>
+            <w:bookmarkStart w:id="16" w:name="_Toc74775660"/>
+            <w:bookmarkStart w:id="17" w:name="_Toc82708268"/>
+            <w:bookmarkStart w:id="18" w:name="_Toc214408084"/>
             <w:r>
               <w:rPr>
                 <w:rFonts w:asciiTheme="minorHAnsi" w:eastAsia="Carlito" w:hAnsiTheme="minorHAnsi" w:cstheme="minorHAnsi"/>
@@ -8202,8 +8159,8 @@
               </w:rPr>
               <w:t xml:space="preserve">. Caso de Uso de Gestionar </w:t>
             </w:r>
+            <w:bookmarkEnd w:id="16"/>
             <w:bookmarkEnd w:id="17"/>
-            <w:bookmarkEnd w:id="18"/>
             <w:r>
               <w:rPr>
                 <w:rFonts w:asciiTheme="minorHAnsi" w:eastAsia="Carlito" w:hAnsiTheme="minorHAnsi" w:cstheme="minorHAnsi"/>
@@ -8232,7 +8189,7 @@
               </w:rPr>
               <w:t>turas</w:t>
             </w:r>
-            <w:bookmarkEnd w:id="19"/>
+            <w:bookmarkEnd w:id="18"/>
           </w:p>
           <w:p>
             <w:pPr>
@@ -8374,8 +8331,13 @@
               </w:numPr>
             </w:pPr>
             <w:r>
-              <w:t>El usuario administrador selecciona la opción Ingresar Asignatura</w:t>
-            </w:r>
+              <w:t xml:space="preserve">El usuario ingresa al </w:t>
+            </w:r>
+            <w:proofErr w:type="spellStart"/>
+            <w:r>
+              <w:t>login</w:t>
+            </w:r>
+            <w:proofErr w:type="spellEnd"/>
             <w:r>
               <w:t>.</w:t>
             </w:r>
@@ -8396,7 +8358,7 @@
               <w:cnfStyle w:val="000000000000" w:firstRow="0" w:lastRow="0" w:firstColumn="0" w:lastColumn="0" w:oddVBand="0" w:evenVBand="0" w:oddHBand="0" w:evenHBand="0" w:firstRowFirstColumn="0" w:firstRowLastColumn="0" w:lastRowFirstColumn="0" w:lastRowLastColumn="0"/>
             </w:pPr>
             <w:r>
-              <w:t>El sistema presenta un formulario con los datos requeridos para el ingreso de la asignatura (Código, Nombre, Créditos, Prerrequisitos).</w:t>
+              <w:t>El sistema muestra la interfaz de autenticación.</w:t>
             </w:r>
           </w:p>
         </w:tc>
@@ -8423,7 +8385,7 @@
               </w:numPr>
             </w:pPr>
             <w:r>
-              <w:t>El usuario ingresa los datos de la asignatura.</w:t>
+              <w:t>El usuario ingresa credenciales quemadas.</w:t>
             </w:r>
           </w:p>
         </w:tc>
@@ -8442,30 +8404,68 @@
               <w:cnfStyle w:val="000000100000" w:firstRow="0" w:lastRow="0" w:firstColumn="0" w:lastColumn="0" w:oddVBand="0" w:evenVBand="0" w:oddHBand="1" w:evenHBand="0" w:firstRowFirstColumn="0" w:firstRowLastColumn="0" w:lastRowFirstColumn="0" w:lastRowLastColumn="0"/>
             </w:pPr>
             <w:r>
-              <w:t>El sistema valida la información y guarda en la base de datos.</w:t>
+              <w:t xml:space="preserve">El sistema valida las credenciales (usuario: </w:t>
+            </w:r>
+            <w:proofErr w:type="spellStart"/>
+            <w:r>
+              <w:t>Monster</w:t>
+            </w:r>
+            <w:proofErr w:type="spellEnd"/>
+            <w:r>
+              <w:t xml:space="preserve"> / clave: </w:t>
+            </w:r>
+            <w:proofErr w:type="spellStart"/>
+            <w:r>
+              <w:t>Monster</w:t>
+            </w:r>
+            <w:proofErr w:type="spellEnd"/>
+            <w:r>
+              <w:t>).</w:t>
             </w:r>
           </w:p>
         </w:tc>
       </w:tr>
       <w:tr>
         <w:trPr>
-          <w:trHeight w:val="97"/>
+          <w:gridAfter w:val="1"/>
+          <w:wAfter w:w="7" w:type="pct"/>
+          <w:trHeight w:val="541"/>
         </w:trPr>
         <w:tc>
           <w:tcPr>
             <w:cnfStyle w:val="000010000000" w:firstRow="0" w:lastRow="0" w:firstColumn="0" w:lastColumn="0" w:oddVBand="1" w:evenVBand="0" w:oddHBand="0" w:evenHBand="0" w:firstRowFirstColumn="0" w:firstRowLastColumn="0" w:lastRowFirstColumn="0" w:lastRowLastColumn="0"/>
-            <w:tcW w:w="5000" w:type="pct"/>
-            <w:gridSpan w:val="6"/>
-          </w:tcPr>
-          <w:p>
-            <w:pPr>
-              <w:jc w:val="center"/>
-            </w:pPr>
-            <w:r>
-              <w:rPr>
-                <w:b/>
-              </w:rPr>
-              <w:t>BUSCAR ASIGNATURA</w:t>
+            <w:tcW w:w="2608" w:type="pct"/>
+            <w:gridSpan w:val="2"/>
+          </w:tcPr>
+          <w:p>
+            <w:pPr>
+              <w:pStyle w:val="Prrafodelista"/>
+              <w:numPr>
+                <w:ilvl w:val="0"/>
+                <w:numId w:val="8"/>
+              </w:numPr>
+            </w:pPr>
+            <w:r>
+              <w:t>El usuario accede al sistema.</w:t>
+            </w:r>
+          </w:p>
+        </w:tc>
+        <w:tc>
+          <w:tcPr>
+            <w:tcW w:w="2385" w:type="pct"/>
+            <w:gridSpan w:val="3"/>
+          </w:tcPr>
+          <w:p>
+            <w:pPr>
+              <w:pStyle w:val="Prrafodelista"/>
+              <w:numPr>
+                <w:ilvl w:val="0"/>
+                <w:numId w:val="8"/>
+              </w:numPr>
+              <w:cnfStyle w:val="000000000000" w:firstRow="0" w:lastRow="0" w:firstColumn="0" w:lastColumn="0" w:oddVBand="0" w:evenVBand="0" w:oddHBand="0" w:evenHBand="0" w:firstRowFirstColumn="0" w:firstRowLastColumn="0" w:lastRowFirstColumn="0" w:lastRowLastColumn="0"/>
+            </w:pPr>
+            <w:r>
+              <w:t>El sistema habilita el módulo de conversiones REST.</w:t>
             </w:r>
           </w:p>
         </w:tc>
@@ -8478,129 +8478,29 @@
         <w:tc>
           <w:tcPr>
             <w:cnfStyle w:val="000010000000" w:firstRow="0" w:lastRow="0" w:firstColumn="0" w:lastColumn="0" w:oddVBand="1" w:evenVBand="0" w:oddHBand="0" w:evenHBand="0" w:firstRowFirstColumn="0" w:firstRowLastColumn="0" w:lastRowFirstColumn="0" w:lastRowLastColumn="0"/>
-            <w:tcW w:w="2608" w:type="pct"/>
-            <w:gridSpan w:val="2"/>
-          </w:tcPr>
-          <w:p>
-            <w:pPr>
-              <w:jc w:val="center"/>
-            </w:pPr>
-            <w:r>
-              <w:rPr>
-                <w:b/>
-              </w:rPr>
-              <w:t>Actor</w:t>
-            </w:r>
-          </w:p>
-        </w:tc>
-        <w:tc>
-          <w:tcPr>
-            <w:tcW w:w="2392" w:type="pct"/>
-            <w:gridSpan w:val="4"/>
-          </w:tcPr>
-          <w:p>
-            <w:pPr>
-              <w:pStyle w:val="Prrafodelista"/>
-              <w:ind w:left="283"/>
-              <w:jc w:val="center"/>
-              <w:cnfStyle w:val="000000100000" w:firstRow="0" w:lastRow="0" w:firstColumn="0" w:lastColumn="0" w:oddVBand="0" w:evenVBand="0" w:oddHBand="1" w:evenHBand="0" w:firstRowFirstColumn="0" w:firstRowLastColumn="0" w:lastRowFirstColumn="0" w:lastRowLastColumn="0"/>
-            </w:pPr>
-            <w:r>
-              <w:rPr>
-                <w:b/>
-              </w:rPr>
-              <w:t>Sistema</w:t>
-            </w:r>
-          </w:p>
-        </w:tc>
-      </w:tr>
-      <w:tr>
-        <w:trPr>
-          <w:gridAfter w:val="1"/>
-          <w:wAfter w:w="7" w:type="pct"/>
-          <w:trHeight w:val="439"/>
-        </w:trPr>
-        <w:tc>
-          <w:tcPr>
-            <w:cnfStyle w:val="000010000000" w:firstRow="0" w:lastRow="0" w:firstColumn="0" w:lastColumn="0" w:oddVBand="1" w:evenVBand="0" w:oddHBand="0" w:evenHBand="0" w:firstRowFirstColumn="0" w:firstRowLastColumn="0" w:lastRowFirstColumn="0" w:lastRowLastColumn="0"/>
-            <w:tcW w:w="2608" w:type="pct"/>
-            <w:gridSpan w:val="2"/>
-          </w:tcPr>
-          <w:p>
-            <w:pPr>
-              <w:pStyle w:val="Prrafodelista"/>
-              <w:numPr>
-                <w:ilvl w:val="0"/>
-                <w:numId w:val="10"/>
-              </w:numPr>
-            </w:pPr>
-            <w:r>
-              <w:t>El usuario administrador selecciona la opción buscar asignaturas.</w:t>
-            </w:r>
-          </w:p>
-        </w:tc>
-        <w:tc>
-          <w:tcPr>
-            <w:tcW w:w="2385" w:type="pct"/>
-            <w:gridSpan w:val="3"/>
-          </w:tcPr>
-          <w:p>
-            <w:pPr>
-              <w:pStyle w:val="Prrafodelista"/>
-              <w:numPr>
-                <w:ilvl w:val="0"/>
-                <w:numId w:val="10"/>
-              </w:numPr>
-              <w:cnfStyle w:val="000000000000" w:firstRow="0" w:lastRow="0" w:firstColumn="0" w:lastColumn="0" w:oddVBand="0" w:evenVBand="0" w:oddHBand="0" w:evenHBand="0" w:firstRowFirstColumn="0" w:firstRowLastColumn="0" w:lastRowFirstColumn="0" w:lastRowLastColumn="0"/>
-            </w:pPr>
-            <w:r>
-              <w:t>El sistema solicita el código de la asignatura o el nombre de la materia que se desea buscar.</w:t>
-            </w:r>
-          </w:p>
-        </w:tc>
-      </w:tr>
-      <w:tr>
-        <w:trPr>
-          <w:gridAfter w:val="1"/>
-          <w:cnfStyle w:val="000000100000" w:firstRow="0" w:lastRow="0" w:firstColumn="0" w:lastColumn="0" w:oddVBand="0" w:evenVBand="0" w:oddHBand="1" w:evenHBand="0" w:firstRowFirstColumn="0" w:firstRowLastColumn="0" w:lastRowFirstColumn="0" w:lastRowLastColumn="0"/>
-          <w:wAfter w:w="7" w:type="pct"/>
-          <w:trHeight w:val="439"/>
-        </w:trPr>
-        <w:tc>
-          <w:tcPr>
-            <w:cnfStyle w:val="000010000000" w:firstRow="0" w:lastRow="0" w:firstColumn="0" w:lastColumn="0" w:oddVBand="1" w:evenVBand="0" w:oddHBand="0" w:evenHBand="0" w:firstRowFirstColumn="0" w:firstRowLastColumn="0" w:lastRowFirstColumn="0" w:lastRowLastColumn="0"/>
-            <w:tcW w:w="2608" w:type="pct"/>
-            <w:gridSpan w:val="2"/>
-          </w:tcPr>
-          <w:p>
-            <w:pPr>
-              <w:pStyle w:val="Prrafodelista"/>
-              <w:numPr>
-                <w:ilvl w:val="0"/>
-                <w:numId w:val="10"/>
-              </w:numPr>
-            </w:pPr>
-            <w:r>
-              <w:t>El usuario ingresa la información requerida de la asignatura que desea verificar.</w:t>
-            </w:r>
-          </w:p>
-        </w:tc>
-        <w:tc>
-          <w:tcPr>
-            <w:tcW w:w="2385" w:type="pct"/>
-            <w:gridSpan w:val="3"/>
-          </w:tcPr>
-          <w:p>
-            <w:pPr>
-              <w:pStyle w:val="Prrafodelista"/>
-              <w:numPr>
-                <w:ilvl w:val="0"/>
-                <w:numId w:val="10"/>
-              </w:numPr>
-              <w:cnfStyle w:val="000000100000" w:firstRow="0" w:lastRow="0" w:firstColumn="0" w:lastColumn="0" w:oddVBand="0" w:evenVBand="0" w:oddHBand="1" w:evenHBand="0" w:firstRowFirstColumn="0" w:firstRowLastColumn="0" w:lastRowFirstColumn="0" w:lastRowLastColumn="0"/>
-            </w:pPr>
-            <w:r>
-              <w:t>El sistema muestra las asignaturas según los parámetros de búsqueda aplicados.</w:t>
+            <w:tcW w:w="5000" w:type="pct"/>
+            <w:gridSpan w:val="6"/>
+          </w:tcPr>
+          <w:p>
+            <w:pPr>
+              <w:tabs>
+                <w:tab w:val="left" w:pos="3540"/>
+              </w:tabs>
+              <w:rPr>
+                <w:b/>
+              </w:rPr>
+            </w:pPr>
+            <w:r>
+              <w:rPr>
+                <w:b/>
+              </w:rPr>
+              <w:t>Flujo Alternativo</w:t>
+            </w:r>
+            <w:r>
+              <w:rPr>
+                <w:b/>
+              </w:rPr>
+              <w:tab/>
             </w:r>
           </w:p>
         </w:tc>
@@ -8617,588 +8517,36 @@
           </w:tcPr>
           <w:p>
             <w:pPr>
-              <w:jc w:val="center"/>
-              <w:rPr>
-                <w:b/>
-              </w:rPr>
-            </w:pPr>
-            <w:r>
-              <w:rPr>
-                <w:b/>
-                <w:bCs/>
-              </w:rPr>
-              <w:t>ACTUALIZAR ASIGNATURA</w:t>
-            </w:r>
-          </w:p>
-        </w:tc>
-      </w:tr>
-      <w:tr>
-        <w:trPr>
-          <w:cnfStyle w:val="000000100000" w:firstRow="0" w:lastRow="0" w:firstColumn="0" w:lastColumn="0" w:oddVBand="0" w:evenVBand="0" w:oddHBand="1" w:evenHBand="0" w:firstRowFirstColumn="0" w:firstRowLastColumn="0" w:lastRowFirstColumn="0" w:lastRowLastColumn="0"/>
-          <w:trHeight w:val="97"/>
-        </w:trPr>
-        <w:tc>
-          <w:tcPr>
-            <w:cnfStyle w:val="000010000000" w:firstRow="0" w:lastRow="0" w:firstColumn="0" w:lastColumn="0" w:oddVBand="1" w:evenVBand="0" w:oddHBand="0" w:evenHBand="0" w:firstRowFirstColumn="0" w:firstRowLastColumn="0" w:lastRowFirstColumn="0" w:lastRowLastColumn="0"/>
-            <w:tcW w:w="2608" w:type="pct"/>
-            <w:gridSpan w:val="2"/>
-          </w:tcPr>
-          <w:p>
-            <w:pPr>
-              <w:jc w:val="center"/>
-            </w:pPr>
-            <w:r>
-              <w:rPr>
-                <w:b/>
-              </w:rPr>
-              <w:t>Actor</w:t>
-            </w:r>
-          </w:p>
-        </w:tc>
-        <w:tc>
-          <w:tcPr>
-            <w:tcW w:w="2392" w:type="pct"/>
-            <w:gridSpan w:val="4"/>
-          </w:tcPr>
-          <w:p>
-            <w:pPr>
-              <w:jc w:val="center"/>
-              <w:cnfStyle w:val="000000100000" w:firstRow="0" w:lastRow="0" w:firstColumn="0" w:lastColumn="0" w:oddVBand="0" w:evenVBand="0" w:oddHBand="1" w:evenHBand="0" w:firstRowFirstColumn="0" w:firstRowLastColumn="0" w:lastRowFirstColumn="0" w:lastRowLastColumn="0"/>
-            </w:pPr>
-            <w:r>
-              <w:rPr>
-                <w:b/>
-              </w:rPr>
-              <w:t>Sistema</w:t>
-            </w:r>
-          </w:p>
-        </w:tc>
-      </w:tr>
-      <w:tr>
-        <w:trPr>
-          <w:gridAfter w:val="1"/>
-          <w:wAfter w:w="7" w:type="pct"/>
-          <w:trHeight w:val="735"/>
-        </w:trPr>
-        <w:tc>
-          <w:tcPr>
-            <w:cnfStyle w:val="000010000000" w:firstRow="0" w:lastRow="0" w:firstColumn="0" w:lastColumn="0" w:oddVBand="1" w:evenVBand="0" w:oddHBand="0" w:evenHBand="0" w:firstRowFirstColumn="0" w:firstRowLastColumn="0" w:lastRowFirstColumn="0" w:lastRowLastColumn="0"/>
-            <w:tcW w:w="2608" w:type="pct"/>
-            <w:gridSpan w:val="2"/>
-          </w:tcPr>
-          <w:p>
-            <w:pPr>
-              <w:pStyle w:val="Prrafodelista"/>
-              <w:numPr>
-                <w:ilvl w:val="0"/>
-                <w:numId w:val="11"/>
-              </w:numPr>
-            </w:pPr>
-            <w:r>
-              <w:t>El usuario administrador selecciona la opción listar asignaturas.</w:t>
-            </w:r>
-          </w:p>
-        </w:tc>
-        <w:tc>
-          <w:tcPr>
-            <w:tcW w:w="2385" w:type="pct"/>
-            <w:gridSpan w:val="3"/>
-          </w:tcPr>
-          <w:p>
-            <w:pPr>
-              <w:pStyle w:val="Prrafodelista"/>
-              <w:numPr>
-                <w:ilvl w:val="0"/>
-                <w:numId w:val="11"/>
-              </w:numPr>
-              <w:cnfStyle w:val="000000000000" w:firstRow="0" w:lastRow="0" w:firstColumn="0" w:lastColumn="0" w:oddVBand="0" w:evenVBand="0" w:oddHBand="0" w:evenHBand="0" w:firstRowFirstColumn="0" w:firstRowLastColumn="0" w:lastRowFirstColumn="0" w:lastRowLastColumn="0"/>
-            </w:pPr>
-            <w:r>
-              <w:t>El sistema solicita el código de la asignatura o el nombre para filtrar.</w:t>
-            </w:r>
-          </w:p>
-        </w:tc>
-      </w:tr>
-      <w:tr>
-        <w:trPr>
-          <w:gridAfter w:val="1"/>
-          <w:cnfStyle w:val="000000100000" w:firstRow="0" w:lastRow="0" w:firstColumn="0" w:lastColumn="0" w:oddVBand="0" w:evenVBand="0" w:oddHBand="1" w:evenHBand="0" w:firstRowFirstColumn="0" w:firstRowLastColumn="0" w:lastRowFirstColumn="0" w:lastRowLastColumn="0"/>
-          <w:wAfter w:w="7" w:type="pct"/>
-          <w:trHeight w:val="735"/>
-        </w:trPr>
-        <w:tc>
-          <w:tcPr>
-            <w:cnfStyle w:val="000010000000" w:firstRow="0" w:lastRow="0" w:firstColumn="0" w:lastColumn="0" w:oddVBand="1" w:evenVBand="0" w:oddHBand="0" w:evenHBand="0" w:firstRowFirstColumn="0" w:firstRowLastColumn="0" w:lastRowFirstColumn="0" w:lastRowLastColumn="0"/>
-            <w:tcW w:w="2608" w:type="pct"/>
-            <w:gridSpan w:val="2"/>
-          </w:tcPr>
-          <w:p>
-            <w:pPr>
-              <w:pStyle w:val="Prrafodelista"/>
-              <w:numPr>
-                <w:ilvl w:val="0"/>
-                <w:numId w:val="11"/>
-              </w:numPr>
-            </w:pPr>
-            <w:r>
-              <w:t>El usuario ingresa el código o nombre de la asignatura que desea actualizar o a su vez busca la asignatura en la tabla ya sea para realizar cambios de créditos, nombre o prerrequisitos</w:t>
-            </w:r>
-            <w:r>
-              <w:t>.</w:t>
-            </w:r>
-          </w:p>
-        </w:tc>
-        <w:tc>
-          <w:tcPr>
-            <w:tcW w:w="2385" w:type="pct"/>
-            <w:gridSpan w:val="3"/>
-          </w:tcPr>
-          <w:p>
-            <w:pPr>
-              <w:pStyle w:val="Prrafodelista"/>
-              <w:numPr>
-                <w:ilvl w:val="0"/>
-                <w:numId w:val="11"/>
-              </w:numPr>
-              <w:cnfStyle w:val="000000100000" w:firstRow="0" w:lastRow="0" w:firstColumn="0" w:lastColumn="0" w:oddVBand="0" w:evenVBand="0" w:oddHBand="1" w:evenHBand="0" w:firstRowFirstColumn="0" w:firstRowLastColumn="0" w:lastRowFirstColumn="0" w:lastRowLastColumn="0"/>
-            </w:pPr>
-            <w:r>
-              <w:t>El sistema muestra la información de la asignatura en la tabla.</w:t>
-            </w:r>
-          </w:p>
-        </w:tc>
-      </w:tr>
-      <w:tr>
-        <w:trPr>
-          <w:gridAfter w:val="1"/>
-          <w:wAfter w:w="7" w:type="pct"/>
-          <w:trHeight w:val="449"/>
-        </w:trPr>
-        <w:tc>
-          <w:tcPr>
-            <w:cnfStyle w:val="000010000000" w:firstRow="0" w:lastRow="0" w:firstColumn="0" w:lastColumn="0" w:oddVBand="1" w:evenVBand="0" w:oddHBand="0" w:evenHBand="0" w:firstRowFirstColumn="0" w:firstRowLastColumn="0" w:lastRowFirstColumn="0" w:lastRowLastColumn="0"/>
-            <w:tcW w:w="2608" w:type="pct"/>
-            <w:gridSpan w:val="2"/>
-          </w:tcPr>
-          <w:p>
-            <w:pPr>
-              <w:pStyle w:val="Prrafodelista"/>
-              <w:numPr>
-                <w:ilvl w:val="0"/>
-                <w:numId w:val="11"/>
-              </w:numPr>
-            </w:pPr>
-            <w:r>
-              <w:lastRenderedPageBreak/>
-              <w:t>El usuario administrador hace clic en el ícono de modificar de la parte derecha de la tabla.</w:t>
-            </w:r>
-          </w:p>
-        </w:tc>
-        <w:tc>
-          <w:tcPr>
-            <w:tcW w:w="2385" w:type="pct"/>
-            <w:gridSpan w:val="3"/>
-          </w:tcPr>
-          <w:p>
-            <w:pPr>
-              <w:pStyle w:val="Prrafodelista"/>
-              <w:numPr>
-                <w:ilvl w:val="0"/>
-                <w:numId w:val="11"/>
-              </w:numPr>
-              <w:cnfStyle w:val="000000000000" w:firstRow="0" w:lastRow="0" w:firstColumn="0" w:lastColumn="0" w:oddVBand="0" w:evenVBand="0" w:oddHBand="0" w:evenHBand="0" w:firstRowFirstColumn="0" w:firstRowLastColumn="0" w:lastRowFirstColumn="0" w:lastRowLastColumn="0"/>
-            </w:pPr>
-            <w:r>
-              <w:t>El sistema muestra un formulario con los datos de la asignatura cargados.</w:t>
-            </w:r>
-          </w:p>
-        </w:tc>
-      </w:tr>
-      <w:tr>
-        <w:trPr>
-          <w:gridAfter w:val="1"/>
-          <w:cnfStyle w:val="000000100000" w:firstRow="0" w:lastRow="0" w:firstColumn="0" w:lastColumn="0" w:oddVBand="0" w:evenVBand="0" w:oddHBand="1" w:evenHBand="0" w:firstRowFirstColumn="0" w:firstRowLastColumn="0" w:lastRowFirstColumn="0" w:lastRowLastColumn="0"/>
-          <w:wAfter w:w="7" w:type="pct"/>
-          <w:trHeight w:val="735"/>
-        </w:trPr>
-        <w:tc>
-          <w:tcPr>
-            <w:cnfStyle w:val="000010000000" w:firstRow="0" w:lastRow="0" w:firstColumn="0" w:lastColumn="0" w:oddVBand="1" w:evenVBand="0" w:oddHBand="0" w:evenHBand="0" w:firstRowFirstColumn="0" w:firstRowLastColumn="0" w:lastRowFirstColumn="0" w:lastRowLastColumn="0"/>
-            <w:tcW w:w="2608" w:type="pct"/>
-            <w:gridSpan w:val="2"/>
-          </w:tcPr>
-          <w:p>
-            <w:pPr>
-              <w:pStyle w:val="Prrafodelista"/>
-              <w:numPr>
-                <w:ilvl w:val="0"/>
-                <w:numId w:val="11"/>
-              </w:numPr>
-            </w:pPr>
-            <w:r>
-              <w:t>El administrador modifica los campos (ej. número de créditos).</w:t>
-            </w:r>
-          </w:p>
-        </w:tc>
-        <w:tc>
-          <w:tcPr>
-            <w:tcW w:w="2385" w:type="pct"/>
-            <w:gridSpan w:val="3"/>
-          </w:tcPr>
-          <w:p>
-            <w:pPr>
-              <w:pStyle w:val="Prrafodelista"/>
-              <w:numPr>
-                <w:ilvl w:val="0"/>
-                <w:numId w:val="11"/>
-              </w:numPr>
-              <w:cnfStyle w:val="000000100000" w:firstRow="0" w:lastRow="0" w:firstColumn="0" w:lastColumn="0" w:oddVBand="0" w:evenVBand="0" w:oddHBand="1" w:evenHBand="0" w:firstRowFirstColumn="0" w:firstRowLastColumn="0" w:lastRowFirstColumn="0" w:lastRowLastColumn="0"/>
-            </w:pPr>
-            <w:r>
-              <w:t>El sistema valida los datos ingresados.</w:t>
-            </w:r>
-          </w:p>
-        </w:tc>
-      </w:tr>
-      <w:tr>
-        <w:trPr>
-          <w:gridAfter w:val="1"/>
-          <w:wAfter w:w="7" w:type="pct"/>
-          <w:trHeight w:val="735"/>
-        </w:trPr>
-        <w:tc>
-          <w:tcPr>
-            <w:cnfStyle w:val="000010000000" w:firstRow="0" w:lastRow="0" w:firstColumn="0" w:lastColumn="0" w:oddVBand="1" w:evenVBand="0" w:oddHBand="0" w:evenHBand="0" w:firstRowFirstColumn="0" w:firstRowLastColumn="0" w:lastRowFirstColumn="0" w:lastRowLastColumn="0"/>
-            <w:tcW w:w="2608" w:type="pct"/>
-            <w:gridSpan w:val="2"/>
-          </w:tcPr>
-          <w:p>
-            <w:pPr>
-              <w:pStyle w:val="Prrafodelista"/>
-              <w:numPr>
-                <w:ilvl w:val="0"/>
-                <w:numId w:val="11"/>
-              </w:numPr>
-            </w:pPr>
-            <w:r>
-              <w:t>El usuario administrador presiona el botón “Modificar”.</w:t>
-            </w:r>
-          </w:p>
-        </w:tc>
-        <w:tc>
-          <w:tcPr>
-            <w:tcW w:w="2385" w:type="pct"/>
-            <w:gridSpan w:val="3"/>
-          </w:tcPr>
-          <w:p>
-            <w:pPr>
-              <w:pStyle w:val="Prrafodelista"/>
-              <w:numPr>
-                <w:ilvl w:val="0"/>
-                <w:numId w:val="11"/>
-              </w:numPr>
-              <w:cnfStyle w:val="000000000000" w:firstRow="0" w:lastRow="0" w:firstColumn="0" w:lastColumn="0" w:oddVBand="0" w:evenVBand="0" w:oddHBand="0" w:evenHBand="0" w:firstRowFirstColumn="0" w:firstRowLastColumn="0" w:lastRowFirstColumn="0" w:lastRowLastColumn="0"/>
-            </w:pPr>
-            <w:r>
-              <w:t>El sistema almacena los datos</w:t>
-            </w:r>
-            <w:r>
-              <w:t xml:space="preserve"> modificados</w:t>
-            </w:r>
-            <w:r>
-              <w:t xml:space="preserve">. </w:t>
-            </w:r>
-          </w:p>
-        </w:tc>
-      </w:tr>
-      <w:tr>
-        <w:trPr>
-          <w:cnfStyle w:val="000000100000" w:firstRow="0" w:lastRow="0" w:firstColumn="0" w:lastColumn="0" w:oddVBand="0" w:evenVBand="0" w:oddHBand="1" w:evenHBand="0" w:firstRowFirstColumn="0" w:firstRowLastColumn="0" w:lastRowFirstColumn="0" w:lastRowLastColumn="0"/>
-          <w:trHeight w:val="97"/>
-        </w:trPr>
-        <w:tc>
-          <w:tcPr>
-            <w:cnfStyle w:val="000010000000" w:firstRow="0" w:lastRow="0" w:firstColumn="0" w:lastColumn="0" w:oddVBand="1" w:evenVBand="0" w:oddHBand="0" w:evenHBand="0" w:firstRowFirstColumn="0" w:firstRowLastColumn="0" w:lastRowFirstColumn="0" w:lastRowLastColumn="0"/>
-            <w:tcW w:w="5000" w:type="pct"/>
-            <w:gridSpan w:val="6"/>
-          </w:tcPr>
-          <w:p>
-            <w:pPr>
-              <w:jc w:val="center"/>
-            </w:pPr>
-            <w:r>
-              <w:rPr>
-                <w:b/>
-                <w:bCs/>
-              </w:rPr>
-              <w:t>ELIMINAR ASIGNATURA</w:t>
-            </w:r>
-          </w:p>
-        </w:tc>
-      </w:tr>
-      <w:tr>
-        <w:trPr>
-          <w:trHeight w:val="97"/>
-        </w:trPr>
-        <w:tc>
-          <w:tcPr>
-            <w:cnfStyle w:val="000010000000" w:firstRow="0" w:lastRow="0" w:firstColumn="0" w:lastColumn="0" w:oddVBand="1" w:evenVBand="0" w:oddHBand="0" w:evenHBand="0" w:firstRowFirstColumn="0" w:firstRowLastColumn="0" w:lastRowFirstColumn="0" w:lastRowLastColumn="0"/>
-            <w:tcW w:w="2608" w:type="pct"/>
-            <w:gridSpan w:val="2"/>
-          </w:tcPr>
-          <w:p>
-            <w:pPr>
-              <w:jc w:val="center"/>
-            </w:pPr>
-            <w:r>
-              <w:rPr>
-                <w:b/>
-              </w:rPr>
-              <w:t>Actor</w:t>
-            </w:r>
-          </w:p>
-        </w:tc>
-        <w:tc>
-          <w:tcPr>
-            <w:tcW w:w="2392" w:type="pct"/>
-            <w:gridSpan w:val="4"/>
-          </w:tcPr>
-          <w:p>
-            <w:pPr>
-              <w:jc w:val="center"/>
-              <w:cnfStyle w:val="000000000000" w:firstRow="0" w:lastRow="0" w:firstColumn="0" w:lastColumn="0" w:oddVBand="0" w:evenVBand="0" w:oddHBand="0" w:evenHBand="0" w:firstRowFirstColumn="0" w:firstRowLastColumn="0" w:lastRowFirstColumn="0" w:lastRowLastColumn="0"/>
-            </w:pPr>
-            <w:r>
-              <w:rPr>
-                <w:b/>
-              </w:rPr>
-              <w:t>Sistema</w:t>
-            </w:r>
-          </w:p>
-        </w:tc>
-      </w:tr>
-      <w:tr>
-        <w:trPr>
-          <w:gridAfter w:val="1"/>
-          <w:cnfStyle w:val="000000100000" w:firstRow="0" w:lastRow="0" w:firstColumn="0" w:lastColumn="0" w:oddVBand="0" w:evenVBand="0" w:oddHBand="1" w:evenHBand="0" w:firstRowFirstColumn="0" w:firstRowLastColumn="0" w:lastRowFirstColumn="0" w:lastRowLastColumn="0"/>
-          <w:wAfter w:w="7" w:type="pct"/>
-          <w:trHeight w:val="610"/>
-        </w:trPr>
-        <w:tc>
-          <w:tcPr>
-            <w:cnfStyle w:val="000010000000" w:firstRow="0" w:lastRow="0" w:firstColumn="0" w:lastColumn="0" w:oddVBand="1" w:evenVBand="0" w:oddHBand="0" w:evenHBand="0" w:firstRowFirstColumn="0" w:firstRowLastColumn="0" w:lastRowFirstColumn="0" w:lastRowLastColumn="0"/>
-            <w:tcW w:w="2608" w:type="pct"/>
-            <w:gridSpan w:val="2"/>
-          </w:tcPr>
-          <w:p>
-            <w:pPr>
-              <w:pStyle w:val="Prrafodelista"/>
-              <w:numPr>
-                <w:ilvl w:val="0"/>
-                <w:numId w:val="12"/>
-              </w:numPr>
-            </w:pPr>
-            <w:r>
-              <w:t>El administrador selecciona la opción listar asignaturas.</w:t>
-            </w:r>
-          </w:p>
-        </w:tc>
-        <w:tc>
-          <w:tcPr>
-            <w:tcW w:w="2385" w:type="pct"/>
-            <w:gridSpan w:val="3"/>
-          </w:tcPr>
-          <w:p>
-            <w:pPr>
-              <w:pStyle w:val="Prrafodelista"/>
-              <w:numPr>
-                <w:ilvl w:val="0"/>
-                <w:numId w:val="12"/>
-              </w:numPr>
-              <w:cnfStyle w:val="000000100000" w:firstRow="0" w:lastRow="0" w:firstColumn="0" w:lastColumn="0" w:oddVBand="0" w:evenVBand="0" w:oddHBand="1" w:evenHBand="0" w:firstRowFirstColumn="0" w:firstRowLastColumn="0" w:lastRowFirstColumn="0" w:lastRowLastColumn="0"/>
-            </w:pPr>
-            <w:r>
-              <w:t>El sistema muestra la lista de las asignaturas que se encuentran registradas.</w:t>
-            </w:r>
-          </w:p>
-        </w:tc>
-      </w:tr>
-      <w:tr>
-        <w:trPr>
-          <w:gridAfter w:val="1"/>
-          <w:wAfter w:w="7" w:type="pct"/>
-          <w:trHeight w:val="610"/>
-        </w:trPr>
-        <w:tc>
-          <w:tcPr>
-            <w:cnfStyle w:val="000010000000" w:firstRow="0" w:lastRow="0" w:firstColumn="0" w:lastColumn="0" w:oddVBand="1" w:evenVBand="0" w:oddHBand="0" w:evenHBand="0" w:firstRowFirstColumn="0" w:firstRowLastColumn="0" w:lastRowFirstColumn="0" w:lastRowLastColumn="0"/>
-            <w:tcW w:w="2608" w:type="pct"/>
-            <w:gridSpan w:val="2"/>
-          </w:tcPr>
-          <w:p>
-            <w:pPr>
-              <w:pStyle w:val="Prrafodelista"/>
-              <w:numPr>
-                <w:ilvl w:val="0"/>
-                <w:numId w:val="12"/>
-              </w:numPr>
-            </w:pPr>
-            <w:r>
-              <w:t>El usuario administrador</w:t>
-            </w:r>
-            <w:r>
-              <w:t xml:space="preserve"> presiona </w:t>
-            </w:r>
-            <w:r>
-              <w:t xml:space="preserve">el ícono de </w:t>
-            </w:r>
-            <w:r>
-              <w:t>“Eliminar”.</w:t>
-            </w:r>
-          </w:p>
-        </w:tc>
-        <w:tc>
-          <w:tcPr>
-            <w:tcW w:w="2385" w:type="pct"/>
-            <w:gridSpan w:val="3"/>
-          </w:tcPr>
-          <w:p>
-            <w:pPr>
-              <w:pStyle w:val="Prrafodelista"/>
-              <w:numPr>
-                <w:ilvl w:val="0"/>
-                <w:numId w:val="12"/>
-              </w:numPr>
-              <w:cnfStyle w:val="000000000000" w:firstRow="0" w:lastRow="0" w:firstColumn="0" w:lastColumn="0" w:oddVBand="0" w:evenVBand="0" w:oddHBand="0" w:evenHBand="0" w:firstRowFirstColumn="0" w:firstRowLastColumn="0" w:lastRowFirstColumn="0" w:lastRowLastColumn="0"/>
-            </w:pPr>
-            <w:r>
-              <w:t>El sistema muestra la información de la asignatura en la tabla y pide confirmación.</w:t>
-            </w:r>
-          </w:p>
-        </w:tc>
-      </w:tr>
-      <w:tr>
-        <w:trPr>
-          <w:gridAfter w:val="1"/>
-          <w:cnfStyle w:val="000000100000" w:firstRow="0" w:lastRow="0" w:firstColumn="0" w:lastColumn="0" w:oddVBand="0" w:evenVBand="0" w:oddHBand="1" w:evenHBand="0" w:firstRowFirstColumn="0" w:firstRowLastColumn="0" w:lastRowFirstColumn="0" w:lastRowLastColumn="0"/>
-          <w:wAfter w:w="7" w:type="pct"/>
-          <w:trHeight w:val="610"/>
-        </w:trPr>
-        <w:tc>
-          <w:tcPr>
-            <w:cnfStyle w:val="000010000000" w:firstRow="0" w:lastRow="0" w:firstColumn="0" w:lastColumn="0" w:oddVBand="1" w:evenVBand="0" w:oddHBand="0" w:evenHBand="0" w:firstRowFirstColumn="0" w:firstRowLastColumn="0" w:lastRowFirstColumn="0" w:lastRowLastColumn="0"/>
-            <w:tcW w:w="2608" w:type="pct"/>
-            <w:gridSpan w:val="2"/>
-          </w:tcPr>
-          <w:p>
-            <w:pPr>
-              <w:pStyle w:val="Prrafodelista"/>
-              <w:numPr>
-                <w:ilvl w:val="0"/>
-                <w:numId w:val="12"/>
-              </w:numPr>
-            </w:pPr>
-            <w:r>
-              <w:t>El administrador puede buscar la asignatura ya sea por el código o nombre para confirmar cuál eliminar.</w:t>
-            </w:r>
-          </w:p>
-        </w:tc>
-        <w:tc>
-          <w:tcPr>
-            <w:tcW w:w="2385" w:type="pct"/>
-            <w:gridSpan w:val="3"/>
-          </w:tcPr>
-          <w:p>
-            <w:pPr>
-              <w:pStyle w:val="Prrafodelista"/>
-              <w:numPr>
-                <w:ilvl w:val="0"/>
-                <w:numId w:val="12"/>
-              </w:numPr>
-              <w:cnfStyle w:val="000000100000" w:firstRow="0" w:lastRow="0" w:firstColumn="0" w:lastColumn="0" w:oddVBand="0" w:evenVBand="0" w:oddHBand="1" w:evenHBand="0" w:firstRowFirstColumn="0" w:firstRowLastColumn="0" w:lastRowFirstColumn="0" w:lastRowLastColumn="0"/>
-            </w:pPr>
-            <w:r>
-              <w:t>El sistema realiza la eliminación (lógica o física) de la base de datos y lista de nuevo las asignaturas.</w:t>
-            </w:r>
-          </w:p>
-        </w:tc>
-      </w:tr>
-      <w:tr>
-        <w:trPr>
-          <w:trHeight w:val="97"/>
-        </w:trPr>
-        <w:tc>
-          <w:tcPr>
-            <w:cnfStyle w:val="000010000000" w:firstRow="0" w:lastRow="0" w:firstColumn="0" w:lastColumn="0" w:oddVBand="1" w:evenVBand="0" w:oddHBand="0" w:evenHBand="0" w:firstRowFirstColumn="0" w:firstRowLastColumn="0" w:lastRowFirstColumn="0" w:lastRowLastColumn="0"/>
-            <w:tcW w:w="5000" w:type="pct"/>
-            <w:gridSpan w:val="6"/>
-          </w:tcPr>
-          <w:p>
-            <w:pPr>
-              <w:tabs>
-                <w:tab w:val="left" w:pos="3540"/>
-              </w:tabs>
-              <w:rPr>
-                <w:b/>
-              </w:rPr>
-            </w:pPr>
-            <w:r>
-              <w:rPr>
-                <w:b/>
-              </w:rPr>
-              <w:t>Flujo Alternativo</w:t>
-            </w:r>
-            <w:r>
-              <w:rPr>
-                <w:b/>
-              </w:rPr>
-              <w:tab/>
-            </w:r>
-          </w:p>
-        </w:tc>
-      </w:tr>
-      <w:tr>
-        <w:trPr>
-          <w:cnfStyle w:val="000000100000" w:firstRow="0" w:lastRow="0" w:firstColumn="0" w:lastColumn="0" w:oddVBand="0" w:evenVBand="0" w:oddHBand="1" w:evenHBand="0" w:firstRowFirstColumn="0" w:firstRowLastColumn="0" w:lastRowFirstColumn="0" w:lastRowLastColumn="0"/>
-          <w:trHeight w:val="97"/>
-        </w:trPr>
-        <w:tc>
-          <w:tcPr>
-            <w:cnfStyle w:val="000010000000" w:firstRow="0" w:lastRow="0" w:firstColumn="0" w:lastColumn="0" w:oddVBand="1" w:evenVBand="0" w:oddHBand="0" w:evenHBand="0" w:firstRowFirstColumn="0" w:firstRowLastColumn="0" w:lastRowFirstColumn="0" w:lastRowLastColumn="0"/>
-            <w:tcW w:w="5000" w:type="pct"/>
-            <w:gridSpan w:val="6"/>
-          </w:tcPr>
-          <w:p>
-            <w:pPr>
               <w:pStyle w:val="Prrafodelista"/>
               <w:numPr>
                 <w:ilvl w:val="3"/>
                 <w:numId w:val="12"/>
               </w:numPr>
-            </w:pPr>
-            <w:r>
               <w:rPr>
                 <w:b/>
                 <w:bCs/>
               </w:rPr>
-              <w:t>Datos Incorrectos:</w:t>
-            </w:r>
-            <w:r>
-              <w:t xml:space="preserve"> </w:t>
-            </w:r>
-            <w:r>
-              <w:t>Si el sistema determina un error en alguna codificación de las asignaturas (ej. código duplicado) dará un mensaje de alerta para su verificación y seguida corrección</w:t>
-            </w:r>
-            <w:r>
-              <w:t>.</w:t>
+            </w:pPr>
+            <w:r>
+              <w:rPr>
+                <w:b/>
+                <w:bCs/>
+              </w:rPr>
+              <w:t xml:space="preserve">Credenciales incorrectas: </w:t>
+            </w:r>
+            <w:r>
+              <w:rPr>
+                <w:bCs/>
+              </w:rPr>
+              <w:t>El sistema rechaza el acceso y muestra mensaje de error.</w:t>
             </w:r>
           </w:p>
           <w:p>
             <w:pPr>
               <w:pStyle w:val="Prrafodelista"/>
               <w:numPr>
-                <w:ilvl w:val="0"/>
-                <w:numId w:val="13"/>
+                <w:ilvl w:val="3"/>
+                <w:numId w:val="12"/>
               </w:numPr>
             </w:pPr>
             <w:r>
@@ -9206,50 +8554,13 @@
                 <w:b/>
                 <w:bCs/>
               </w:rPr>
-              <w:t>Cancelar:</w:t>
-            </w:r>
-            <w:r>
-              <w:t xml:space="preserve"> Si el usuario presiona “Cancelar”, el sistema limpia el formulario.</w:t>
-            </w:r>
-          </w:p>
-        </w:tc>
-      </w:tr>
-      <w:tr>
-        <w:trPr>
-          <w:trHeight w:val="253"/>
-        </w:trPr>
-        <w:tc>
-          <w:tcPr>
-            <w:cnfStyle w:val="000010000000" w:firstRow="0" w:lastRow="0" w:firstColumn="0" w:lastColumn="0" w:oddVBand="1" w:evenVBand="0" w:oddHBand="0" w:evenHBand="0" w:firstRowFirstColumn="0" w:firstRowLastColumn="0" w:lastRowFirstColumn="0" w:lastRowLastColumn="0"/>
-            <w:tcW w:w="5000" w:type="pct"/>
-            <w:gridSpan w:val="6"/>
-          </w:tcPr>
-          <w:p>
-            <w:pPr>
-              <w:rPr>
-                <w:b/>
-              </w:rPr>
-            </w:pPr>
-            <w:r>
-              <w:rPr>
-                <w:b/>
-              </w:rPr>
-              <w:t>Casos de uso incluidos:</w:t>
-            </w:r>
-            <w:r>
-              <w:rPr>
-                <w:b/>
-              </w:rPr>
-              <w:t xml:space="preserve"> </w:t>
-            </w:r>
-            <w:r>
-              <w:t>E</w:t>
-            </w:r>
-            <w:r>
-              <w:t>CU</w:t>
-            </w:r>
-            <w:r>
-              <w:t>D1</w:t>
+              <w:t xml:space="preserve">Datos vacíos: </w:t>
+            </w:r>
+            <w:r>
+              <w:rPr>
+                <w:bCs/>
+              </w:rPr>
+              <w:t>El sistema solicita completar los campos obligatorios.</w:t>
             </w:r>
           </w:p>
         </w:tc>
@@ -9267,6 +8578,46 @@
           </w:tcPr>
           <w:p>
             <w:pPr>
+              <w:rPr>
+                <w:b/>
+              </w:rPr>
+            </w:pPr>
+            <w:r>
+              <w:rPr>
+                <w:b/>
+              </w:rPr>
+              <w:t>Casos de uso incluidos:</w:t>
+            </w:r>
+            <w:r>
+              <w:rPr>
+                <w:b/>
+              </w:rPr>
+              <w:t xml:space="preserve"> </w:t>
+            </w:r>
+            <w:r>
+              <w:t>E</w:t>
+            </w:r>
+            <w:r>
+              <w:t>CU</w:t>
+            </w:r>
+            <w:r>
+              <w:t>D1</w:t>
+            </w:r>
+          </w:p>
+        </w:tc>
+      </w:tr>
+      <w:tr>
+        <w:trPr>
+          <w:trHeight w:val="253"/>
+        </w:trPr>
+        <w:tc>
+          <w:tcPr>
+            <w:cnfStyle w:val="000010000000" w:firstRow="0" w:lastRow="0" w:firstColumn="0" w:lastColumn="0" w:oddVBand="1" w:evenVBand="0" w:oddHBand="0" w:evenHBand="0" w:firstRowFirstColumn="0" w:firstRowLastColumn="0" w:lastRowFirstColumn="0" w:lastRowLastColumn="0"/>
+            <w:tcW w:w="5000" w:type="pct"/>
+            <w:gridSpan w:val="6"/>
+          </w:tcPr>
+          <w:p>
+            <w:pPr>
               <w:keepNext/>
             </w:pPr>
             <w:r>
@@ -9288,8 +8639,8 @@
           <w:color w:val="FF0000"/>
         </w:rPr>
       </w:pPr>
-      <w:bookmarkStart w:id="20" w:name="_Toc74581878"/>
-      <w:bookmarkStart w:id="21" w:name="_Toc214408331"/>
+      <w:bookmarkStart w:id="19" w:name="_Toc74581878"/>
+      <w:bookmarkStart w:id="20" w:name="_Toc214408331"/>
       <w:r>
         <w:rPr>
           <w:rFonts w:eastAsia="Carlito"/>
@@ -9303,8 +8654,8 @@
         </w:rPr>
         <w:t>AUTENTICACIÓN</w:t>
       </w:r>
+      <w:bookmarkEnd w:id="19"/>
       <w:bookmarkEnd w:id="20"/>
-      <w:bookmarkEnd w:id="21"/>
     </w:p>
     <w:p>
       <w:pPr>
@@ -9530,23 +8881,7 @@
               <w:cnfStyle w:val="000000100000" w:firstRow="0" w:lastRow="0" w:firstColumn="0" w:lastColumn="0" w:oddVBand="0" w:evenVBand="0" w:oddHBand="1" w:evenHBand="0" w:firstRowFirstColumn="0" w:firstRowLastColumn="0" w:lastRowFirstColumn="0" w:lastRowLastColumn="0"/>
             </w:pPr>
             <w:r>
-              <w:t xml:space="preserve">Permite validar las credenciales del usuario para iniciar sesión en el sistema </w:t>
-            </w:r>
-            <w:proofErr w:type="spellStart"/>
-            <w:r>
-              <w:t>Monster</w:t>
-            </w:r>
-            <w:proofErr w:type="spellEnd"/>
-            <w:r>
-              <w:t xml:space="preserve"> </w:t>
-            </w:r>
-            <w:proofErr w:type="spellStart"/>
-            <w:r>
-              <w:t>University</w:t>
-            </w:r>
-            <w:proofErr w:type="spellEnd"/>
-            <w:r>
-              <w:t>.</w:t>
+              <w:t>Permite validar credenciales predefinidas para iniciar sesión en el sistema REST de conversión de unidades.</w:t>
             </w:r>
           </w:p>
         </w:tc>
@@ -9572,6 +8907,7 @@
               <w:rPr>
                 <w:b/>
               </w:rPr>
+              <w:lastRenderedPageBreak/>
               <w:t>Meta</w:t>
             </w:r>
             <w:r>
@@ -9593,7 +8929,13 @@
               <w:cnfStyle w:val="000000000000" w:firstRow="0" w:lastRow="0" w:firstColumn="0" w:lastColumn="0" w:oddVBand="0" w:evenVBand="0" w:oddHBand="0" w:evenHBand="0" w:firstRowFirstColumn="0" w:firstRowLastColumn="0" w:lastRowFirstColumn="0" w:lastRowLastColumn="0"/>
             </w:pPr>
             <w:r>
-              <w:t>Permitir al usuario acceder al sistema mediante su Identificador Único y contraseña, validando su rol y aplicación.</w:t>
+              <w:t>Permitir el acceso al sistema mediante validación de usuario y contraseña quemados, habilitan</w:t>
+            </w:r>
+            <w:r>
+              <w:t>do el consumo de servicios REST</w:t>
+            </w:r>
+            <w:r>
+              <w:t>.</w:t>
             </w:r>
           </w:p>
         </w:tc>
@@ -9857,7 +9199,6 @@
               <w:rPr>
                 <w:b/>
               </w:rPr>
-              <w:lastRenderedPageBreak/>
               <w:t>Precondiciones</w:t>
             </w:r>
             <w:r>
@@ -9891,10 +9232,7 @@
               <w:cnfStyle w:val="000000000000" w:firstRow="0" w:lastRow="0" w:firstColumn="0" w:lastColumn="0" w:oddVBand="0" w:evenVBand="0" w:oddHBand="0" w:evenHBand="0" w:firstRowFirstColumn="0" w:firstRowLastColumn="0" w:lastRowFirstColumn="0" w:lastRowLastColumn="0"/>
             </w:pPr>
             <w:r>
-              <w:t xml:space="preserve">El sistema debe tener cuentas de usuarios creadas en el módulo de seguridad. </w:t>
-            </w:r>
-            <w:r>
-              <w:t>El usuario debe autenticarse en el sistema.</w:t>
+              <w:t>El sistema debe estar ejecutándose correctamente.</w:t>
             </w:r>
           </w:p>
           <w:p>
@@ -9915,8 +9253,26 @@
               <w:cnfStyle w:val="000000000000" w:firstRow="0" w:lastRow="0" w:firstColumn="0" w:lastColumn="0" w:oddVBand="0" w:evenVBand="0" w:oddHBand="0" w:evenHBand="0" w:firstRowFirstColumn="0" w:firstRowLastColumn="0" w:lastRowFirstColumn="0" w:lastRowLastColumn="0"/>
             </w:pPr>
             <w:r>
-              <w:t>El usuario debe estar asignado a la aplicación a la que intenta acceder.</w:t>
-            </w:r>
+              <w:t xml:space="preserve">El usuario debe utilizar credenciales predefinidas (usuario: </w:t>
+            </w:r>
+            <w:proofErr w:type="spellStart"/>
+            <w:r>
+              <w:t>Monster</w:t>
+            </w:r>
+            <w:proofErr w:type="spellEnd"/>
+            <w:r>
+              <w:t xml:space="preserve"> / contraseña: </w:t>
+            </w:r>
+            <w:proofErr w:type="spellStart"/>
+            <w:r>
+              <w:t>Monster</w:t>
+            </w:r>
+            <w:proofErr w:type="spellEnd"/>
+            <w:r>
+              <w:t>).</w:t>
+            </w:r>
+            <w:bookmarkStart w:id="21" w:name="_GoBack"/>
+            <w:bookmarkEnd w:id="21"/>
           </w:p>
         </w:tc>
       </w:tr>
@@ -10558,6 +9914,7 @@
               <w:rPr>
                 <w:b/>
               </w:rPr>
+              <w:lastRenderedPageBreak/>
               <w:t xml:space="preserve">Casos de uso extendidos: </w:t>
             </w:r>
           </w:p>
@@ -10657,7 +10014,6 @@
       <w:bookmarkStart w:id="27" w:name="_Toc73914197"/>
       <w:bookmarkStart w:id="28" w:name="_Toc74775705"/>
       <w:r>
-        <w:lastRenderedPageBreak/>
         <w:t>Tabla 4. ECUD Gestionar Cuentas de Usuario</w:t>
       </w:r>
       <w:bookmarkEnd w:id="26"/>
@@ -11793,6 +11149,7 @@
               <w:jc w:val="both"/>
             </w:pPr>
             <w:r>
+              <w:lastRenderedPageBreak/>
               <w:t>El usuario selecciona la opción “Ingresar Usuario”.</w:t>
             </w:r>
           </w:p>
@@ -12002,7 +11359,6 @@
                 <w:b/>
                 <w:bCs/>
               </w:rPr>
-              <w:lastRenderedPageBreak/>
               <w:t>USUARIO</w:t>
             </w:r>
           </w:p>
@@ -12857,6 +12213,7 @@
               <w:rPr>
                 <w:b/>
               </w:rPr>
+              <w:lastRenderedPageBreak/>
               <w:t>Post condiciones</w:t>
             </w:r>
             <w:r>
@@ -13041,7 +12398,6 @@
       <w:bookmarkStart w:id="35" w:name="_Toc73914198"/>
       <w:bookmarkStart w:id="36" w:name="_Toc74775706"/>
       <w:r>
-        <w:lastRenderedPageBreak/>
         <w:t>Tabla 5. ECUD Cambiar contraseña</w:t>
       </w:r>
       <w:bookmarkEnd w:id="34"/>
@@ -13994,6 +13350,7 @@
               <w:jc w:val="both"/>
             </w:pPr>
             <w:r>
+              <w:lastRenderedPageBreak/>
               <w:t>El usuario ingresa su nombre de usuario y contraseña.</w:t>
             </w:r>
           </w:p>
@@ -14112,11 +13469,7 @@
               <w:cnfStyle w:val="000000000000" w:firstRow="0" w:lastRow="0" w:firstColumn="0" w:lastColumn="0" w:oddVBand="0" w:evenVBand="0" w:oddHBand="0" w:evenHBand="0" w:firstRowFirstColumn="0" w:firstRowLastColumn="0" w:lastRowFirstColumn="0" w:lastRowLastColumn="0"/>
             </w:pPr>
             <w:r>
-              <w:t xml:space="preserve">El sistema valida que la nueva contraseña sea válida según los </w:t>
-            </w:r>
-            <w:r>
-              <w:lastRenderedPageBreak/>
-              <w:t>parámetros requeridos por el sistema.</w:t>
+              <w:t>El sistema valida que la nueva contraseña sea válida según los parámetros requeridos por el sistema.</w:t>
             </w:r>
           </w:p>
         </w:tc>
@@ -14789,7 +14142,6 @@
         <w:docPartUnique/>
       </w:docPartObj>
     </w:sdtPr>
-    <w:sdtEndPr/>
     <w:sdtContent>
       <w:p>
         <w:pPr>
@@ -14810,7 +14162,7 @@
             <w:noProof/>
             <w:lang w:val="es-ES"/>
           </w:rPr>
-          <w:t>5</w:t>
+          <w:t>7</w:t>
         </w:r>
         <w:r>
           <w:fldChar w:fldCharType="end"/>
@@ -18905,7 +18257,7 @@
 </file>
 
 <file path=customXml/itemProps1.xml><?xml version="1.0" encoding="utf-8"?>
-<ds:datastoreItem xmlns:ds="http://schemas.openxmlformats.org/officeDocument/2006/customXml" ds:itemID="{AB25F21E-C5E0-409E-B46D-F1CADFFFA75D}">
+<ds:datastoreItem xmlns:ds="http://schemas.openxmlformats.org/officeDocument/2006/customXml" ds:itemID="{8730FEDC-CD1C-477C-9B81-E2E622B6ACB8}">
   <ds:schemaRefs>
     <ds:schemaRef ds:uri="http://schemas.openxmlformats.org/officeDocument/2006/bibliography"/>
   </ds:schemaRefs>

--- a/01. JAVA/0.2 RESTFUL JAVA/01. UML/02. ECUD/ECUD_CONVERSION_MONSTER_G07.docx
+++ b/01. JAVA/0.2 RESTFUL JAVA/01. UML/02. ECUD/ECUD_CONVERSION_MONSTER_G07.docx
@@ -948,6 +948,7 @@
                                       <w:calendar w:val="gregorian"/>
                                     </w:date>
                                   </w:sdtPr>
+                                  <w:sdtEndPr/>
                                   <w:sdtContent>
                                     <w:p>
                                       <w:pPr>
@@ -4261,6 +4262,7 @@
                                 <w:calendar w:val="gregorian"/>
                               </w:date>
                             </w:sdtPr>
+                            <w:sdtEndPr/>
                             <w:sdtContent>
                               <w:p>
                                 <w:pPr>
@@ -6028,27 +6030,14 @@
       <w:r>
         <w:t xml:space="preserve">Tabla </w:t>
       </w:r>
-      <w:r>
-        <w:fldChar w:fldCharType="begin"/>
-      </w:r>
-      <w:r>
-        <w:instrText xml:space="preserve"> SEQ Tabla \* ARABIC </w:instrText>
-      </w:r>
-      <w:r>
-        <w:fldChar w:fldCharType="separate"/>
-      </w:r>
-      <w:r>
-        <w:rPr>
-          <w:noProof/>
-        </w:rPr>
-        <w:t>1</w:t>
-      </w:r>
-      <w:r>
-        <w:rPr>
-          <w:noProof/>
-        </w:rPr>
-        <w:fldChar w:fldCharType="end"/>
-      </w:r>
+      <w:fldSimple w:instr=" SEQ Tabla \* ARABIC ">
+        <w:r>
+          <w:rPr>
+            <w:noProof/>
+          </w:rPr>
+          <w:t>1</w:t>
+        </w:r>
+      </w:fldSimple>
       <w:r>
         <w:t xml:space="preserve">. ECUD </w:t>
       </w:r>
@@ -6698,141 +6687,71 @@
           <w:p>
             <w:pPr>
               <w:pStyle w:val="Descripcin"/>
+              <w:jc w:val="center"/>
               <w:cnfStyle w:val="000000000000" w:firstRow="0" w:lastRow="0" w:firstColumn="0" w:lastColumn="0" w:oddVBand="0" w:evenVBand="0" w:oddHBand="0" w:evenHBand="0" w:firstRowFirstColumn="0" w:firstRowLastColumn="0" w:lastRowFirstColumn="0" w:lastRowLastColumn="0"/>
               <w:rPr>
                 <w:noProof/>
               </w:rPr>
             </w:pPr>
+            <w:r>
+              <w:rPr>
+                <w:noProof/>
+              </w:rPr>
+              <w:drawing>
+                <wp:inline distT="0" distB="0" distL="0" distR="0" wp14:anchorId="35AC8F4F" wp14:editId="38029A3F">
+                  <wp:extent cx="2164097" cy="2676525"/>
+                  <wp:effectExtent l="0" t="0" r="7620" b="0"/>
+                  <wp:docPr id="1" name="Imagen 1"/>
+                  <wp:cNvGraphicFramePr>
+                    <a:graphicFrameLocks xmlns:a="http://schemas.openxmlformats.org/drawingml/2006/main" noChangeAspect="1"/>
+                  </wp:cNvGraphicFramePr>
+                  <a:graphic xmlns:a="http://schemas.openxmlformats.org/drawingml/2006/main">
+                    <a:graphicData uri="http://schemas.openxmlformats.org/drawingml/2006/picture">
+                      <pic:pic xmlns:pic="http://schemas.openxmlformats.org/drawingml/2006/picture">
+                        <pic:nvPicPr>
+                          <pic:cNvPr id="1" name=""/>
+                          <pic:cNvPicPr/>
+                        </pic:nvPicPr>
+                        <pic:blipFill>
+                          <a:blip r:embed="rId10"/>
+                          <a:stretch>
+                            <a:fillRect/>
+                          </a:stretch>
+                        </pic:blipFill>
+                        <pic:spPr>
+                          <a:xfrm>
+                            <a:off x="0" y="0"/>
+                            <a:ext cx="2172862" cy="2687366"/>
+                          </a:xfrm>
+                          <a:prstGeom prst="rect">
+                            <a:avLst/>
+                          </a:prstGeom>
+                        </pic:spPr>
+                      </pic:pic>
+                    </a:graphicData>
+                  </a:graphic>
+                </wp:inline>
+              </w:drawing>
+            </w:r>
           </w:p>
           <w:p>
             <w:pPr>
               <w:pStyle w:val="Descripcin"/>
+              <w:jc w:val="center"/>
               <w:cnfStyle w:val="000000000000" w:firstRow="0" w:lastRow="0" w:firstColumn="0" w:lastColumn="0" w:oddVBand="0" w:evenVBand="0" w:oddHBand="0" w:evenHBand="0" w:firstRowFirstColumn="0" w:firstRowLastColumn="0" w:lastRowFirstColumn="0" w:lastRowLastColumn="0"/>
-              <w:rPr>
-                <w:noProof/>
-              </w:rPr>
-            </w:pPr>
-          </w:p>
-          <w:p>
-            <w:pPr>
-              <w:pStyle w:val="Descripcin"/>
-              <w:cnfStyle w:val="000000000000" w:firstRow="0" w:lastRow="0" w:firstColumn="0" w:lastColumn="0" w:oddVBand="0" w:evenVBand="0" w:oddHBand="0" w:evenHBand="0" w:firstRowFirstColumn="0" w:firstRowLastColumn="0" w:lastRowFirstColumn="0" w:lastRowLastColumn="0"/>
-              <w:rPr>
-                <w:noProof/>
-              </w:rPr>
-            </w:pPr>
-          </w:p>
-          <w:p>
-            <w:pPr>
-              <w:pStyle w:val="Descripcin"/>
-              <w:cnfStyle w:val="000000000000" w:firstRow="0" w:lastRow="0" w:firstColumn="0" w:lastColumn="0" w:oddVBand="0" w:evenVBand="0" w:oddHBand="0" w:evenHBand="0" w:firstRowFirstColumn="0" w:firstRowLastColumn="0" w:lastRowFirstColumn="0" w:lastRowLastColumn="0"/>
-              <w:rPr>
-                <w:noProof/>
-              </w:rPr>
-            </w:pPr>
-          </w:p>
-          <w:p>
-            <w:pPr>
-              <w:pStyle w:val="Descripcin"/>
-              <w:cnfStyle w:val="000000000000" w:firstRow="0" w:lastRow="0" w:firstColumn="0" w:lastColumn="0" w:oddVBand="0" w:evenVBand="0" w:oddHBand="0" w:evenHBand="0" w:firstRowFirstColumn="0" w:firstRowLastColumn="0" w:lastRowFirstColumn="0" w:lastRowLastColumn="0"/>
-              <w:rPr>
-                <w:noProof/>
-              </w:rPr>
-            </w:pPr>
-          </w:p>
-          <w:p>
-            <w:pPr>
-              <w:pStyle w:val="Descripcin"/>
-              <w:cnfStyle w:val="000000000000" w:firstRow="0" w:lastRow="0" w:firstColumn="0" w:lastColumn="0" w:oddVBand="0" w:evenVBand="0" w:oddHBand="0" w:evenHBand="0" w:firstRowFirstColumn="0" w:firstRowLastColumn="0" w:lastRowFirstColumn="0" w:lastRowLastColumn="0"/>
-              <w:rPr>
-                <w:noProof/>
-              </w:rPr>
-            </w:pPr>
-          </w:p>
-          <w:p>
-            <w:pPr>
-              <w:pStyle w:val="Descripcin"/>
-              <w:cnfStyle w:val="000000000000" w:firstRow="0" w:lastRow="0" w:firstColumn="0" w:lastColumn="0" w:oddVBand="0" w:evenVBand="0" w:oddHBand="0" w:evenHBand="0" w:firstRowFirstColumn="0" w:firstRowLastColumn="0" w:lastRowFirstColumn="0" w:lastRowLastColumn="0"/>
-              <w:rPr>
-                <w:noProof/>
-              </w:rPr>
-            </w:pPr>
-          </w:p>
-          <w:p>
-            <w:pPr>
-              <w:pStyle w:val="Descripcin"/>
-              <w:cnfStyle w:val="000000000000" w:firstRow="0" w:lastRow="0" w:firstColumn="0" w:lastColumn="0" w:oddVBand="0" w:evenVBand="0" w:oddHBand="0" w:evenHBand="0" w:firstRowFirstColumn="0" w:firstRowLastColumn="0" w:lastRowFirstColumn="0" w:lastRowLastColumn="0"/>
-              <w:rPr>
-                <w:noProof/>
-              </w:rPr>
-            </w:pPr>
-          </w:p>
-          <w:p>
-            <w:pPr>
-              <w:pStyle w:val="Descripcin"/>
-              <w:cnfStyle w:val="000000000000" w:firstRow="0" w:lastRow="0" w:firstColumn="0" w:lastColumn="0" w:oddVBand="0" w:evenVBand="0" w:oddHBand="0" w:evenHBand="0" w:firstRowFirstColumn="0" w:firstRowLastColumn="0" w:lastRowFirstColumn="0" w:lastRowLastColumn="0"/>
-              <w:rPr>
-                <w:noProof/>
-              </w:rPr>
-            </w:pPr>
-          </w:p>
-          <w:p>
-            <w:pPr>
-              <w:pStyle w:val="Descripcin"/>
-              <w:cnfStyle w:val="000000000000" w:firstRow="0" w:lastRow="0" w:firstColumn="0" w:lastColumn="0" w:oddVBand="0" w:evenVBand="0" w:oddHBand="0" w:evenHBand="0" w:firstRowFirstColumn="0" w:firstRowLastColumn="0" w:lastRowFirstColumn="0" w:lastRowLastColumn="0"/>
-              <w:rPr>
-                <w:noProof/>
-              </w:rPr>
-            </w:pPr>
-          </w:p>
-          <w:p>
-            <w:pPr>
-              <w:pStyle w:val="Descripcin"/>
-              <w:cnfStyle w:val="000000000000" w:firstRow="0" w:lastRow="0" w:firstColumn="0" w:lastColumn="0" w:oddVBand="0" w:evenVBand="0" w:oddHBand="0" w:evenHBand="0" w:firstRowFirstColumn="0" w:firstRowLastColumn="0" w:lastRowFirstColumn="0" w:lastRowLastColumn="0"/>
-              <w:rPr>
-                <w:noProof/>
-              </w:rPr>
-            </w:pPr>
-          </w:p>
-          <w:p>
-            <w:pPr>
-              <w:pStyle w:val="Descripcin"/>
-              <w:cnfStyle w:val="000000000000" w:firstRow="0" w:lastRow="0" w:firstColumn="0" w:lastColumn="0" w:oddVBand="0" w:evenVBand="0" w:oddHBand="0" w:evenHBand="0" w:firstRowFirstColumn="0" w:firstRowLastColumn="0" w:lastRowFirstColumn="0" w:lastRowLastColumn="0"/>
-              <w:rPr>
-                <w:noProof/>
-              </w:rPr>
-            </w:pPr>
-          </w:p>
-          <w:p>
-            <w:pPr>
-              <w:pStyle w:val="Descripcin"/>
-              <w:cnfStyle w:val="000000000000" w:firstRow="0" w:lastRow="0" w:firstColumn="0" w:lastColumn="0" w:oddVBand="0" w:evenVBand="0" w:oddHBand="0" w:evenHBand="0" w:firstRowFirstColumn="0" w:firstRowLastColumn="0" w:lastRowFirstColumn="0" w:lastRowLastColumn="0"/>
             </w:pPr>
             <w:bookmarkStart w:id="13" w:name="_Toc214408083"/>
             <w:r>
               <w:t xml:space="preserve">Ilustración </w:t>
             </w:r>
-            <w:r>
-              <w:fldChar w:fldCharType="begin"/>
-            </w:r>
-            <w:r>
-              <w:instrText xml:space="preserve"> SEQ Ilustración \* ARABIC </w:instrText>
-            </w:r>
-            <w:r>
-              <w:fldChar w:fldCharType="separate"/>
-            </w:r>
-            <w:r>
-              <w:rPr>
-                <w:noProof/>
-              </w:rPr>
-              <w:t>1</w:t>
-            </w:r>
-            <w:r>
-              <w:rPr>
-                <w:noProof/>
-              </w:rPr>
-              <w:fldChar w:fldCharType="end"/>
-            </w:r>
+            <w:fldSimple w:instr=" SEQ Ilustración \* ARABIC ">
+              <w:r>
+                <w:rPr>
+                  <w:noProof/>
+                </w:rPr>
+                <w:t>1</w:t>
+              </w:r>
+            </w:fldSimple>
             <w:r>
               <w:rPr>
                 <w:rFonts w:eastAsia="Carlito" w:cstheme="minorHAnsi"/>
@@ -6867,6 +6786,7 @@
               <w:jc w:val="center"/>
             </w:pPr>
             <w:r>
+              <w:lastRenderedPageBreak/>
               <w:t>Flujo básico</w:t>
             </w:r>
           </w:p>
@@ -6908,7 +6828,6 @@
               <w:jc w:val="center"/>
             </w:pPr>
             <w:r>
-              <w:lastRenderedPageBreak/>
               <w:t>Actor</w:t>
             </w:r>
           </w:p>
@@ -7356,27 +7275,14 @@
       <w:r>
         <w:t xml:space="preserve">Tabla </w:t>
       </w:r>
-      <w:r>
-        <w:fldChar w:fldCharType="begin"/>
-      </w:r>
-      <w:r>
-        <w:instrText xml:space="preserve"> SEQ Tabla \* ARABIC </w:instrText>
-      </w:r>
-      <w:r>
-        <w:fldChar w:fldCharType="separate"/>
-      </w:r>
-      <w:r>
-        <w:rPr>
-          <w:noProof/>
-        </w:rPr>
-        <w:t>2</w:t>
-      </w:r>
-      <w:r>
-        <w:rPr>
-          <w:noProof/>
-        </w:rPr>
-        <w:fldChar w:fldCharType="end"/>
-      </w:r>
+      <w:fldSimple w:instr=" SEQ Tabla \* ARABIC ">
+        <w:r>
+          <w:rPr>
+            <w:noProof/>
+          </w:rPr>
+          <w:t>2</w:t>
+        </w:r>
+      </w:fldSimple>
       <w:r>
         <w:t xml:space="preserve">. </w:t>
       </w:r>
@@ -7405,12 +7311,12 @@
         <w:tblLook w:val="0000" w:firstRow="0" w:lastRow="0" w:firstColumn="0" w:lastColumn="0" w:noHBand="0" w:noVBand="0"/>
       </w:tblPr>
       <w:tblGrid>
-        <w:gridCol w:w="2855"/>
-        <w:gridCol w:w="1848"/>
-        <w:gridCol w:w="593"/>
-        <w:gridCol w:w="2216"/>
-        <w:gridCol w:w="1491"/>
-        <w:gridCol w:w="13"/>
+        <w:gridCol w:w="2128"/>
+        <w:gridCol w:w="2065"/>
+        <w:gridCol w:w="663"/>
+        <w:gridCol w:w="2478"/>
+        <w:gridCol w:w="1667"/>
+        <w:gridCol w:w="15"/>
       </w:tblGrid>
       <w:tr>
         <w:trPr>
@@ -7975,24 +7881,23 @@
               <w:keepNext/>
               <w:cnfStyle w:val="000000000000" w:firstRow="0" w:lastRow="0" w:firstColumn="0" w:lastColumn="0" w:oddVBand="0" w:evenVBand="0" w:oddHBand="0" w:evenHBand="0" w:firstRowFirstColumn="0" w:firstRowLastColumn="0" w:lastRowFirstColumn="0" w:lastRowLastColumn="0"/>
             </w:pPr>
+          </w:p>
+          <w:p>
+            <w:pPr>
+              <w:keepNext/>
+              <w:jc w:val="center"/>
+              <w:cnfStyle w:val="000000000000" w:firstRow="0" w:lastRow="0" w:firstColumn="0" w:lastColumn="0" w:oddVBand="0" w:evenVBand="0" w:oddHBand="0" w:evenHBand="0" w:firstRowFirstColumn="0" w:firstRowLastColumn="0" w:lastRowFirstColumn="0" w:lastRowLastColumn="0"/>
+            </w:pPr>
             <w:r>
               <w:rPr>
                 <w:noProof/>
                 <w:lang w:val="es-EC" w:eastAsia="es-EC"/>
               </w:rPr>
               <w:drawing>
-                <wp:anchor distT="0" distB="0" distL="114300" distR="114300" simplePos="0" relativeHeight="251663363" behindDoc="0" locked="0" layoutInCell="1" allowOverlap="1" wp14:anchorId="00FFC30B" wp14:editId="3EBD98A5">
-                  <wp:simplePos x="0" y="0"/>
-                  <wp:positionH relativeFrom="column">
-                    <wp:posOffset>288290</wp:posOffset>
-                  </wp:positionH>
-                  <wp:positionV relativeFrom="paragraph">
-                    <wp:posOffset>77470</wp:posOffset>
-                  </wp:positionV>
-                  <wp:extent cx="3006090" cy="2732405"/>
-                  <wp:effectExtent l="0" t="0" r="3810" b="0"/>
-                  <wp:wrapSquare wrapText="bothSides"/>
-                  <wp:docPr id="1315972438" name="Imagen 1"/>
+                <wp:inline distT="0" distB="0" distL="0" distR="0" wp14:anchorId="6ABAA136" wp14:editId="14C77AAC">
+                  <wp:extent cx="4236085" cy="2426855"/>
+                  <wp:effectExtent l="0" t="0" r="0" b="0"/>
+                  <wp:docPr id="4" name="Imagen 4"/>
                   <wp:cNvGraphicFramePr>
                     <a:graphicFrameLocks xmlns:a="http://schemas.openxmlformats.org/drawingml/2006/main" noChangeAspect="1"/>
                   </wp:cNvGraphicFramePr>
@@ -8000,17 +7905,11 @@
                     <a:graphicData uri="http://schemas.openxmlformats.org/drawingml/2006/picture">
                       <pic:pic xmlns:pic="http://schemas.openxmlformats.org/drawingml/2006/picture">
                         <pic:nvPicPr>
-                          <pic:cNvPr id="1315972438" name=""/>
+                          <pic:cNvPr id="1" name=""/>
                           <pic:cNvPicPr/>
                         </pic:nvPicPr>
                         <pic:blipFill>
-                          <a:blip r:embed="rId10">
-                            <a:extLst>
-                              <a:ext uri="{28A0092B-C50C-407E-A947-70E740481C1C}">
-                                <a14:useLocalDpi xmlns:a14="http://schemas.microsoft.com/office/drawing/2010/main" val="0"/>
-                              </a:ext>
-                            </a:extLst>
-                          </a:blip>
+                          <a:blip r:embed="rId11"/>
                           <a:stretch>
                             <a:fillRect/>
                           </a:stretch>
@@ -8018,7 +7917,7 @@
                         <pic:spPr>
                           <a:xfrm>
                             <a:off x="0" y="0"/>
-                            <a:ext cx="3006090" cy="2732405"/>
+                            <a:ext cx="4249095" cy="2434309"/>
                           </a:xfrm>
                           <a:prstGeom prst="rect">
                             <a:avLst/>
@@ -8027,13 +7926,7 @@
                       </pic:pic>
                     </a:graphicData>
                   </a:graphic>
-                  <wp14:sizeRelH relativeFrom="margin">
-                    <wp14:pctWidth>0</wp14:pctWidth>
-                  </wp14:sizeRelH>
-                  <wp14:sizeRelV relativeFrom="margin">
-                    <wp14:pctHeight>0</wp14:pctHeight>
-                  </wp14:sizeRelV>
-                </wp:anchor>
+                </wp:inline>
               </w:drawing>
             </w:r>
           </w:p>
@@ -8044,6 +7937,7 @@
               <w:widowControl w:val="0"/>
               <w:autoSpaceDE w:val="0"/>
               <w:autoSpaceDN w:val="0"/>
+              <w:jc w:val="center"/>
               <w:cnfStyle w:val="000000000000" w:firstRow="0" w:lastRow="0" w:firstColumn="0" w:lastColumn="0" w:oddVBand="0" w:evenVBand="0" w:oddHBand="0" w:evenHBand="0" w:firstRowFirstColumn="0" w:firstRowLastColumn="0" w:lastRowFirstColumn="0" w:lastRowLastColumn="0"/>
               <w:rPr>
                 <w:rFonts w:asciiTheme="minorHAnsi" w:eastAsia="Carlito" w:hAnsiTheme="minorHAnsi" w:cstheme="minorHAnsi"/>
@@ -8157,10 +8051,11 @@
                 <w:szCs w:val="20"/>
                 <w:lang w:val="es-ES" w:eastAsia="en-US"/>
               </w:rPr>
-              <w:t xml:space="preserve">. Caso de Uso de Gestionar </w:t>
+              <w:t xml:space="preserve">. Caso de Uso de </w:t>
             </w:r>
             <w:bookmarkEnd w:id="16"/>
             <w:bookmarkEnd w:id="17"/>
+            <w:bookmarkEnd w:id="18"/>
             <w:r>
               <w:rPr>
                 <w:rFonts w:asciiTheme="minorHAnsi" w:eastAsia="Carlito" w:hAnsiTheme="minorHAnsi" w:cstheme="minorHAnsi"/>
@@ -8173,8 +8068,9 @@
                 <w:szCs w:val="20"/>
                 <w:lang w:val="es-ES" w:eastAsia="en-US"/>
               </w:rPr>
-              <w:t>Asigna</w:t>
-            </w:r>
+              <w:t xml:space="preserve">Consultar </w:t>
+            </w:r>
+            <w:proofErr w:type="spellStart"/>
             <w:r>
               <w:rPr>
                 <w:rFonts w:asciiTheme="minorHAnsi" w:eastAsia="Carlito" w:hAnsiTheme="minorHAnsi" w:cstheme="minorHAnsi"/>
@@ -8187,9 +8083,9 @@
                 <w:szCs w:val="20"/>
                 <w:lang w:val="es-ES" w:eastAsia="en-US"/>
               </w:rPr>
-              <w:t>turas</w:t>
-            </w:r>
-            <w:bookmarkEnd w:id="18"/>
+              <w:t>Conversion</w:t>
+            </w:r>
+            <w:proofErr w:type="spellEnd"/>
           </w:p>
           <w:p>
             <w:pPr>
@@ -8690,27 +8586,14 @@
       <w:r>
         <w:t xml:space="preserve">Tabla </w:t>
       </w:r>
-      <w:r>
-        <w:fldChar w:fldCharType="begin"/>
-      </w:r>
-      <w:r>
-        <w:instrText xml:space="preserve"> SEQ Tabla \* ARABIC </w:instrText>
-      </w:r>
-      <w:r>
-        <w:fldChar w:fldCharType="separate"/>
-      </w:r>
-      <w:r>
-        <w:rPr>
-          <w:noProof/>
-        </w:rPr>
-        <w:t>3</w:t>
-      </w:r>
-      <w:r>
-        <w:rPr>
-          <w:noProof/>
-        </w:rPr>
-        <w:fldChar w:fldCharType="end"/>
-      </w:r>
+      <w:fldSimple w:instr=" SEQ Tabla \* ARABIC ">
+        <w:r>
+          <w:rPr>
+            <w:noProof/>
+          </w:rPr>
+          <w:t>3</w:t>
+        </w:r>
+      </w:fldSimple>
       <w:r>
         <w:t>. ECUD Autenticar</w:t>
       </w:r>
@@ -9271,8 +9154,6 @@
             <w:r>
               <w:t>).</w:t>
             </w:r>
-            <w:bookmarkStart w:id="21" w:name="_GoBack"/>
-            <w:bookmarkEnd w:id="21"/>
           </w:p>
         </w:tc>
       </w:tr>
@@ -9320,18 +9201,10 @@
                 <w:lang w:val="es-EC" w:eastAsia="es-EC"/>
               </w:rPr>
               <w:drawing>
-                <wp:anchor distT="0" distB="0" distL="114300" distR="114300" simplePos="0" relativeHeight="251660291" behindDoc="0" locked="0" layoutInCell="1" allowOverlap="1" wp14:anchorId="0CC34B70" wp14:editId="33EEDEB1">
-                  <wp:simplePos x="0" y="0"/>
-                  <wp:positionH relativeFrom="column">
-                    <wp:posOffset>706120</wp:posOffset>
-                  </wp:positionH>
-                  <wp:positionV relativeFrom="paragraph">
-                    <wp:posOffset>52705</wp:posOffset>
-                  </wp:positionV>
-                  <wp:extent cx="2390775" cy="2033905"/>
-                  <wp:effectExtent l="0" t="0" r="9525" b="4445"/>
-                  <wp:wrapSquare wrapText="bothSides"/>
-                  <wp:docPr id="433636431" name="Imagen 1"/>
+                <wp:inline distT="0" distB="0" distL="0" distR="0" wp14:anchorId="597D450D" wp14:editId="35CEED4C">
+                  <wp:extent cx="2496083" cy="2974374"/>
+                  <wp:effectExtent l="0" t="0" r="0" b="0"/>
+                  <wp:docPr id="5" name="Imagen 5"/>
                   <wp:cNvGraphicFramePr>
                     <a:graphicFrameLocks xmlns:a="http://schemas.openxmlformats.org/drawingml/2006/main" noChangeAspect="1"/>
                   </wp:cNvGraphicFramePr>
@@ -9339,17 +9212,11 @@
                     <a:graphicData uri="http://schemas.openxmlformats.org/drawingml/2006/picture">
                       <pic:pic xmlns:pic="http://schemas.openxmlformats.org/drawingml/2006/picture">
                         <pic:nvPicPr>
-                          <pic:cNvPr id="433636431" name=""/>
+                          <pic:cNvPr id="1" name=""/>
                           <pic:cNvPicPr/>
                         </pic:nvPicPr>
                         <pic:blipFill>
-                          <a:blip r:embed="rId11" cstate="print">
-                            <a:extLst>
-                              <a:ext uri="{28A0092B-C50C-407E-A947-70E740481C1C}">
-                                <a14:useLocalDpi xmlns:a14="http://schemas.microsoft.com/office/drawing/2010/main" val="0"/>
-                              </a:ext>
-                            </a:extLst>
-                          </a:blip>
+                          <a:blip r:embed="rId12"/>
                           <a:stretch>
                             <a:fillRect/>
                           </a:stretch>
@@ -9357,7 +9224,7 @@
                         <pic:spPr>
                           <a:xfrm>
                             <a:off x="0" y="0"/>
-                            <a:ext cx="2390775" cy="2033905"/>
+                            <a:ext cx="2509982" cy="2990936"/>
                           </a:xfrm>
                           <a:prstGeom prst="rect">
                             <a:avLst/>
@@ -9366,94 +9233,14 @@
                       </pic:pic>
                     </a:graphicData>
                   </a:graphic>
-                  <wp14:sizeRelH relativeFrom="margin">
-                    <wp14:pctWidth>0</wp14:pctWidth>
-                  </wp14:sizeRelH>
-                  <wp14:sizeRelV relativeFrom="margin">
-                    <wp14:pctHeight>0</wp14:pctHeight>
-                  </wp14:sizeRelV>
-                </wp:anchor>
+                </wp:inline>
               </w:drawing>
             </w:r>
           </w:p>
           <w:p>
             <w:pPr>
               <w:pStyle w:val="Descripcin"/>
-              <w:keepNext/>
               <w:jc w:val="center"/>
-              <w:cnfStyle w:val="000000100000" w:firstRow="0" w:lastRow="0" w:firstColumn="0" w:lastColumn="0" w:oddVBand="0" w:evenVBand="0" w:oddHBand="1" w:evenHBand="0" w:firstRowFirstColumn="0" w:firstRowLastColumn="0" w:lastRowFirstColumn="0" w:lastRowLastColumn="0"/>
-              <w:rPr>
-                <w:noProof/>
-              </w:rPr>
-            </w:pPr>
-          </w:p>
-          <w:p>
-            <w:pPr>
-              <w:cnfStyle w:val="000000100000" w:firstRow="0" w:lastRow="0" w:firstColumn="0" w:lastColumn="0" w:oddVBand="0" w:evenVBand="0" w:oddHBand="1" w:evenHBand="0" w:firstRowFirstColumn="0" w:firstRowLastColumn="0" w:lastRowFirstColumn="0" w:lastRowLastColumn="0"/>
-              <w:rPr>
-                <w:lang w:val="es-EC" w:eastAsia="es-EC"/>
-              </w:rPr>
-            </w:pPr>
-          </w:p>
-          <w:p>
-            <w:pPr>
-              <w:cnfStyle w:val="000000100000" w:firstRow="0" w:lastRow="0" w:firstColumn="0" w:lastColumn="0" w:oddVBand="0" w:evenVBand="0" w:oddHBand="1" w:evenHBand="0" w:firstRowFirstColumn="0" w:firstRowLastColumn="0" w:lastRowFirstColumn="0" w:lastRowLastColumn="0"/>
-              <w:rPr>
-                <w:lang w:val="es-EC" w:eastAsia="es-EC"/>
-              </w:rPr>
-            </w:pPr>
-          </w:p>
-          <w:p>
-            <w:pPr>
-              <w:cnfStyle w:val="000000100000" w:firstRow="0" w:lastRow="0" w:firstColumn="0" w:lastColumn="0" w:oddVBand="0" w:evenVBand="0" w:oddHBand="1" w:evenHBand="0" w:firstRowFirstColumn="0" w:firstRowLastColumn="0" w:lastRowFirstColumn="0" w:lastRowLastColumn="0"/>
-              <w:rPr>
-                <w:lang w:val="es-EC" w:eastAsia="es-EC"/>
-              </w:rPr>
-            </w:pPr>
-          </w:p>
-          <w:p>
-            <w:pPr>
-              <w:cnfStyle w:val="000000100000" w:firstRow="0" w:lastRow="0" w:firstColumn="0" w:lastColumn="0" w:oddVBand="0" w:evenVBand="0" w:oddHBand="1" w:evenHBand="0" w:firstRowFirstColumn="0" w:firstRowLastColumn="0" w:lastRowFirstColumn="0" w:lastRowLastColumn="0"/>
-              <w:rPr>
-                <w:lang w:val="es-EC" w:eastAsia="es-EC"/>
-              </w:rPr>
-            </w:pPr>
-          </w:p>
-          <w:p>
-            <w:pPr>
-              <w:cnfStyle w:val="000000100000" w:firstRow="0" w:lastRow="0" w:firstColumn="0" w:lastColumn="0" w:oddVBand="0" w:evenVBand="0" w:oddHBand="1" w:evenHBand="0" w:firstRowFirstColumn="0" w:firstRowLastColumn="0" w:lastRowFirstColumn="0" w:lastRowLastColumn="0"/>
-              <w:rPr>
-                <w:lang w:val="es-EC" w:eastAsia="es-EC"/>
-              </w:rPr>
-            </w:pPr>
-          </w:p>
-          <w:p>
-            <w:pPr>
-              <w:cnfStyle w:val="000000100000" w:firstRow="0" w:lastRow="0" w:firstColumn="0" w:lastColumn="0" w:oddVBand="0" w:evenVBand="0" w:oddHBand="1" w:evenHBand="0" w:firstRowFirstColumn="0" w:firstRowLastColumn="0" w:lastRowFirstColumn="0" w:lastRowLastColumn="0"/>
-              <w:rPr>
-                <w:lang w:val="es-EC" w:eastAsia="es-EC"/>
-              </w:rPr>
-            </w:pPr>
-          </w:p>
-          <w:p>
-            <w:pPr>
-              <w:cnfStyle w:val="000000100000" w:firstRow="0" w:lastRow="0" w:firstColumn="0" w:lastColumn="0" w:oddVBand="0" w:evenVBand="0" w:oddHBand="1" w:evenHBand="0" w:firstRowFirstColumn="0" w:firstRowLastColumn="0" w:lastRowFirstColumn="0" w:lastRowLastColumn="0"/>
-              <w:rPr>
-                <w:lang w:val="es-EC" w:eastAsia="es-EC"/>
-              </w:rPr>
-            </w:pPr>
-          </w:p>
-          <w:p>
-            <w:pPr>
-              <w:cnfStyle w:val="000000100000" w:firstRow="0" w:lastRow="0" w:firstColumn="0" w:lastColumn="0" w:oddVBand="0" w:evenVBand="0" w:oddHBand="1" w:evenHBand="0" w:firstRowFirstColumn="0" w:firstRowLastColumn="0" w:lastRowFirstColumn="0" w:lastRowLastColumn="0"/>
-              <w:rPr>
-                <w:lang w:val="es-EC" w:eastAsia="es-EC"/>
-              </w:rPr>
-            </w:pPr>
-          </w:p>
-          <w:p>
-            <w:pPr>
-              <w:pStyle w:val="Descripcin"/>
               <w:cnfStyle w:val="000000100000" w:firstRow="0" w:lastRow="0" w:firstColumn="0" w:lastColumn="0" w:oddVBand="0" w:evenVBand="0" w:oddHBand="1" w:evenHBand="0" w:firstRowFirstColumn="0" w:firstRowLastColumn="0" w:lastRowFirstColumn="0" w:lastRowLastColumn="0"/>
               <w:rPr>
                 <w:rFonts w:asciiTheme="minorHAnsi" w:eastAsia="Carlito" w:hAnsiTheme="minorHAnsi" w:cstheme="minorHAnsi"/>
@@ -9467,32 +9254,19 @@
                 <w:lang w:val="es-ES" w:eastAsia="en-US"/>
               </w:rPr>
             </w:pPr>
-            <w:bookmarkStart w:id="22" w:name="_Toc82708269"/>
-            <w:bookmarkStart w:id="23" w:name="_Toc214408085"/>
+            <w:bookmarkStart w:id="21" w:name="_Toc82708269"/>
+            <w:bookmarkStart w:id="22" w:name="_Toc214408085"/>
             <w:r>
               <w:t xml:space="preserve">Ilustración </w:t>
             </w:r>
-            <w:r>
-              <w:fldChar w:fldCharType="begin"/>
-            </w:r>
-            <w:r>
-              <w:instrText xml:space="preserve"> SEQ Ilustración \* ARABIC </w:instrText>
-            </w:r>
-            <w:r>
-              <w:fldChar w:fldCharType="separate"/>
-            </w:r>
-            <w:r>
-              <w:rPr>
-                <w:noProof/>
-              </w:rPr>
-              <w:t>3</w:t>
-            </w:r>
-            <w:r>
-              <w:rPr>
-                <w:noProof/>
-              </w:rPr>
-              <w:fldChar w:fldCharType="end"/>
-            </w:r>
+            <w:fldSimple w:instr=" SEQ Ilustración \* ARABIC ">
+              <w:r>
+                <w:rPr>
+                  <w:noProof/>
+                </w:rPr>
+                <w:t>3</w:t>
+              </w:r>
+            </w:fldSimple>
             <w:r>
               <w:rPr>
                 <w:rFonts w:asciiTheme="minorHAnsi" w:eastAsia="Carlito" w:hAnsiTheme="minorHAnsi" w:cstheme="minorHAnsi"/>
@@ -9508,10 +9282,15 @@
               <w:t xml:space="preserve">. </w:t>
             </w:r>
             <w:r>
-              <w:t>Caso de Uso de Autenticar.</w:t>
-            </w:r>
+              <w:t>C</w:t>
+            </w:r>
+            <w:bookmarkStart w:id="23" w:name="_GoBack"/>
+            <w:bookmarkEnd w:id="23"/>
+            <w:r>
+              <w:t>aso de Uso de Autenticar.</w:t>
+            </w:r>
+            <w:bookmarkEnd w:id="21"/>
             <w:bookmarkEnd w:id="22"/>
-            <w:bookmarkEnd w:id="23"/>
           </w:p>
         </w:tc>
       </w:tr>
@@ -9815,6 +9594,7 @@
               <w:rPr>
                 <w:b/>
               </w:rPr>
+              <w:lastRenderedPageBreak/>
               <w:t>Post condiciones</w:t>
             </w:r>
             <w:r>
@@ -9914,7 +9694,6 @@
               <w:rPr>
                 <w:b/>
               </w:rPr>
-              <w:lastRenderedPageBreak/>
               <w:t xml:space="preserve">Casos de uso extendidos: </w:t>
             </w:r>
           </w:p>
@@ -10736,7 +10515,7 @@
                           <pic:cNvPicPr/>
                         </pic:nvPicPr>
                         <pic:blipFill>
-                          <a:blip r:embed="rId12">
+                          <a:blip r:embed="rId13">
                             <a:extLst>
                               <a:ext uri="{28A0092B-C50C-407E-A947-70E740481C1C}">
                                 <a14:useLocalDpi xmlns:a14="http://schemas.microsoft.com/office/drawing/2010/main" val="0"/>
@@ -11093,6 +10872,7 @@
                 <w:b/>
                 <w:bCs/>
               </w:rPr>
+              <w:lastRenderedPageBreak/>
               <w:t>USUARIO</w:t>
             </w:r>
           </w:p>
@@ -11149,7 +10929,6 @@
               <w:jc w:val="both"/>
             </w:pPr>
             <w:r>
-              <w:lastRenderedPageBreak/>
               <w:t>El usuario selecciona la opción “Ingresar Usuario”.</w:t>
             </w:r>
           </w:p>
@@ -12175,6 +11954,7 @@
                 <w:b/>
                 <w:bCs/>
               </w:rPr>
+              <w:lastRenderedPageBreak/>
               <w:t>Cancelar</w:t>
             </w:r>
             <w:r>
@@ -13005,7 +12785,7 @@
                           <pic:cNvPicPr/>
                         </pic:nvPicPr>
                         <pic:blipFill>
-                          <a:blip r:embed="rId13" cstate="print">
+                          <a:blip r:embed="rId14" cstate="print">
                             <a:extLst>
                               <a:ext uri="{28A0092B-C50C-407E-A947-70E740481C1C}">
                                 <a14:useLocalDpi xmlns:a14="http://schemas.microsoft.com/office/drawing/2010/main" val="0"/>
@@ -13280,6 +13060,7 @@
               <w:jc w:val="both"/>
             </w:pPr>
             <w:r>
+              <w:lastRenderedPageBreak/>
               <w:t xml:space="preserve">El </w:t>
             </w:r>
             <w:r>
@@ -13350,7 +13131,6 @@
               <w:jc w:val="both"/>
             </w:pPr>
             <w:r>
-              <w:lastRenderedPageBreak/>
               <w:t>El usuario ingresa su nombre de usuario y contraseña.</w:t>
             </w:r>
           </w:p>
@@ -14142,6 +13922,7 @@
         <w:docPartUnique/>
       </w:docPartObj>
     </w:sdtPr>
+    <w:sdtEndPr/>
     <w:sdtContent>
       <w:p>
         <w:pPr>
@@ -14162,7 +13943,7 @@
             <w:noProof/>
             <w:lang w:val="es-ES"/>
           </w:rPr>
-          <w:t>7</w:t>
+          <w:t>9</w:t>
         </w:r>
         <w:r>
           <w:fldChar w:fldCharType="end"/>
@@ -18257,7 +18038,7 @@
 </file>
 
 <file path=customXml/itemProps1.xml><?xml version="1.0" encoding="utf-8"?>
-<ds:datastoreItem xmlns:ds="http://schemas.openxmlformats.org/officeDocument/2006/customXml" ds:itemID="{8730FEDC-CD1C-477C-9B81-E2E622B6ACB8}">
+<ds:datastoreItem xmlns:ds="http://schemas.openxmlformats.org/officeDocument/2006/customXml" ds:itemID="{3C511315-7044-4804-9CB3-A372AB6F673A}">
   <ds:schemaRefs>
     <ds:schemaRef ds:uri="http://schemas.openxmlformats.org/officeDocument/2006/bibliography"/>
   </ds:schemaRefs>
